--- a/NUSP Submission Content/Milestone 1/Proposal/NUSP Proposal.docx
+++ b/NUSP Submission Content/Milestone 1/Proposal/NUSP Proposal.docx
@@ -1424,6 +1424,12 @@
             <w:insideH w:val="single" w:color="auto" w:sz="4" w:space="0"/>
             <w:insideV w:val="single" w:color="auto" w:sz="4" w:space="0"/>
           </w:tblBorders>
+          <w:tblCellMar>
+            <w:top w:w="0" w:type="dxa"/>
+            <w:left w:w="10" w:type="dxa"/>
+            <w:bottom w:w="0" w:type="dxa"/>
+            <w:right w:w="10" w:type="dxa"/>
+          </w:tblCellMar>
         </w:tblPrEx>
         <w:trPr>
           <w:tblHeader/>
@@ -2807,892 +2813,13 @@
     </w:p>
     <w:p>
       <w:pPr>
+        <w:pStyle w:val="2"/>
         <w:keepLines w:val="0"/>
         <w:pageBreakBefore w:val="0"/>
         <w:widowControl/>
-        <w:kinsoku/>
-        <w:wordWrap/>
-        <w:overflowPunct/>
-        <w:topLinePunct w:val="0"/>
-        <w:autoSpaceDE/>
-        <w:autoSpaceDN/>
-        <w:bidi w:val="0"/>
-        <w:adjustRightInd/>
-        <w:snapToGrid/>
-        <w:spacing w:before="0" w:after="200" w:line="240" w:lineRule="auto"/>
-        <w:jc w:val="both"/>
-        <w:textAlignment w:val="auto"/>
-      </w:pPr>
-      <w:r>
-        <w:rPr>
-          <w:rFonts w:ascii="Times New Roman" w:hAnsi="Times New Roman" w:eastAsia="Times New Roman" w:cs="Times New Roman"/>
-          <w:b/>
-          <w:bCs/>
-          <w:sz w:val="32"/>
-          <w:szCs w:val="32"/>
-        </w:rPr>
-        <w:t>REQUIREMENT PROVIDER AGREEMENT</w:t>
-      </w:r>
-    </w:p>
-    <w:p>
-      <w:pPr>
-        <w:keepLines w:val="0"/>
-        <w:pageBreakBefore w:val="0"/>
-        <w:widowControl/>
-        <w:kinsoku/>
-        <w:wordWrap/>
-        <w:overflowPunct/>
-        <w:topLinePunct w:val="0"/>
-        <w:autoSpaceDE/>
-        <w:autoSpaceDN/>
-        <w:bidi w:val="0"/>
-        <w:adjustRightInd/>
-        <w:snapToGrid/>
-        <w:spacing w:before="120" w:after="120" w:line="240" w:lineRule="auto"/>
-        <w:jc w:val="both"/>
-        <w:textAlignment w:val="auto"/>
-      </w:pPr>
-      <w:r>
-        <w:rPr>
-          <w:rFonts w:ascii="Times New Roman" w:hAnsi="Times New Roman" w:eastAsia="Times New Roman" w:cs="Times New Roman"/>
-          <w:sz w:val="24"/>
-          <w:szCs w:val="24"/>
-        </w:rPr>
-        <w:t>This agreement is made between the Requirement Provider and the Project Team for the development of the proposed software project titled:</w:t>
-      </w:r>
-    </w:p>
-    <w:tbl>
-      <w:tblPr>
-        <w:tblStyle w:val="9"/>
-        <w:tblW w:w="9360" w:type="dxa"/>
-        <w:tblInd w:w="0" w:type="dxa"/>
-        <w:tblBorders>
-          <w:top w:val="single" w:color="auto" w:sz="4" w:space="0"/>
-          <w:left w:val="single" w:color="auto" w:sz="4" w:space="0"/>
-          <w:bottom w:val="single" w:color="auto" w:sz="4" w:space="0"/>
-          <w:right w:val="single" w:color="auto" w:sz="4" w:space="0"/>
-          <w:insideH w:val="single" w:color="auto" w:sz="4" w:space="0"/>
-          <w:insideV w:val="single" w:color="auto" w:sz="4" w:space="0"/>
-        </w:tblBorders>
-        <w:tblLayout w:type="autofit"/>
-        <w:tblCellMar>
-          <w:top w:w="0" w:type="dxa"/>
-          <w:left w:w="10" w:type="dxa"/>
-          <w:bottom w:w="0" w:type="dxa"/>
-          <w:right w:w="10" w:type="dxa"/>
-        </w:tblCellMar>
-      </w:tblPr>
-      <w:tblGrid>
-        <w:gridCol w:w="2000"/>
-        <w:gridCol w:w="7360"/>
-      </w:tblGrid>
-      <w:tr>
-        <w:tblPrEx>
-          <w:tblBorders>
-            <w:top w:val="single" w:color="auto" w:sz="4" w:space="0"/>
-            <w:left w:val="single" w:color="auto" w:sz="4" w:space="0"/>
-            <w:bottom w:val="single" w:color="auto" w:sz="4" w:space="0"/>
-            <w:right w:val="single" w:color="auto" w:sz="4" w:space="0"/>
-            <w:insideH w:val="single" w:color="auto" w:sz="4" w:space="0"/>
-            <w:insideV w:val="single" w:color="auto" w:sz="4" w:space="0"/>
-          </w:tblBorders>
-          <w:tblCellMar>
-            <w:top w:w="0" w:type="dxa"/>
-            <w:left w:w="10" w:type="dxa"/>
-            <w:bottom w:w="0" w:type="dxa"/>
-            <w:right w:w="10" w:type="dxa"/>
-          </w:tblCellMar>
-        </w:tblPrEx>
-        <w:tc>
-          <w:tcPr>
-            <w:tcW w:w="2000" w:type="dxa"/>
-            <w:tcBorders>
-              <w:top w:val="single" w:color="000000" w:sz="4" w:space="0"/>
-              <w:left w:val="single" w:color="000000" w:sz="4" w:space="0"/>
-              <w:bottom w:val="single" w:color="000000" w:sz="4" w:space="0"/>
-              <w:right w:val="single" w:color="000000" w:sz="4" w:space="0"/>
-            </w:tcBorders>
-            <w:shd w:val="clear" w:color="auto" w:fill="auto"/>
-            <w:tcMar>
-              <w:top w:w="60" w:type="dxa"/>
-              <w:left w:w="100" w:type="dxa"/>
-              <w:bottom w:w="60" w:type="dxa"/>
-              <w:right w:w="100" w:type="dxa"/>
-            </w:tcMar>
-            <w:vAlign w:val="center"/>
-          </w:tcPr>
-          <w:p>
-            <w:pPr>
-              <w:keepNext w:val="0"/>
-              <w:keepLines w:val="0"/>
-              <w:pageBreakBefore w:val="0"/>
-              <w:widowControl/>
-              <w:kinsoku/>
-              <w:wordWrap/>
-              <w:overflowPunct/>
-              <w:topLinePunct w:val="0"/>
-              <w:autoSpaceDE/>
-              <w:autoSpaceDN/>
-              <w:bidi w:val="0"/>
-              <w:adjustRightInd/>
-              <w:snapToGrid/>
-              <w:spacing w:before="20" w:after="20" w:line="240" w:lineRule="auto"/>
-              <w:jc w:val="both"/>
-              <w:textAlignment w:val="auto"/>
-            </w:pPr>
-            <w:r>
-              <w:rPr>
-                <w:rFonts w:ascii="Times New Roman" w:hAnsi="Times New Roman" w:eastAsia="Times New Roman" w:cs="Times New Roman"/>
-                <w:b/>
-                <w:bCs/>
-                <w:sz w:val="24"/>
-                <w:szCs w:val="24"/>
-              </w:rPr>
-              <w:t>Project Title:</w:t>
-            </w:r>
-          </w:p>
-        </w:tc>
-        <w:tc>
-          <w:tcPr>
-            <w:tcW w:w="7360" w:type="dxa"/>
-            <w:tcBorders>
-              <w:top w:val="single" w:color="000000" w:sz="4" w:space="0"/>
-              <w:left w:val="single" w:color="000000" w:sz="4" w:space="0"/>
-              <w:bottom w:val="single" w:color="000000" w:sz="4" w:space="0"/>
-              <w:right w:val="single" w:color="000000" w:sz="4" w:space="0"/>
-            </w:tcBorders>
-            <w:tcMar>
-              <w:top w:w="60" w:type="dxa"/>
-              <w:left w:w="100" w:type="dxa"/>
-              <w:bottom w:w="60" w:type="dxa"/>
-              <w:right w:w="100" w:type="dxa"/>
-            </w:tcMar>
-            <w:vAlign w:val="center"/>
-          </w:tcPr>
-          <w:p>
-            <w:pPr>
-              <w:keepNext w:val="0"/>
-              <w:keepLines w:val="0"/>
-              <w:pageBreakBefore w:val="0"/>
-              <w:widowControl/>
-              <w:kinsoku/>
-              <w:wordWrap/>
-              <w:overflowPunct/>
-              <w:topLinePunct w:val="0"/>
-              <w:autoSpaceDE/>
-              <w:autoSpaceDN/>
-              <w:bidi w:val="0"/>
-              <w:adjustRightInd/>
-              <w:snapToGrid/>
-              <w:spacing w:before="20" w:after="20" w:line="240" w:lineRule="auto"/>
-              <w:jc w:val="both"/>
-              <w:textAlignment w:val="auto"/>
-            </w:pPr>
-            <w:r>
-              <w:rPr>
-                <w:rFonts w:ascii="Times New Roman" w:hAnsi="Times New Roman" w:eastAsia="Times New Roman" w:cs="Times New Roman"/>
-                <w:sz w:val="24"/>
-                <w:szCs w:val="24"/>
-              </w:rPr>
-              <w:t xml:space="preserve">NUSP </w:t>
-            </w:r>
-            <w:r>
-              <w:rPr>
-                <w:rFonts w:hint="default" w:cs="Times New Roman"/>
-                <w:sz w:val="24"/>
-                <w:szCs w:val="24"/>
-                <w:lang w:val="en-US"/>
-              </w:rPr>
-              <w:t>-</w:t>
-            </w:r>
-            <w:r>
-              <w:rPr>
-                <w:rFonts w:ascii="Times New Roman" w:hAnsi="Times New Roman" w:eastAsia="Times New Roman" w:cs="Times New Roman"/>
-                <w:sz w:val="24"/>
-                <w:szCs w:val="24"/>
-              </w:rPr>
-              <w:t xml:space="preserve"> Namal University Societies Platform</w:t>
-            </w:r>
-          </w:p>
-        </w:tc>
-      </w:tr>
-    </w:tbl>
-    <w:p>
-      <w:pPr>
-        <w:keepLines w:val="0"/>
-        <w:pageBreakBefore w:val="0"/>
-        <w:widowControl/>
-        <w:kinsoku/>
-        <w:wordWrap/>
-        <w:overflowPunct/>
-        <w:topLinePunct w:val="0"/>
-        <w:autoSpaceDE/>
-        <w:autoSpaceDN/>
-        <w:bidi w:val="0"/>
-        <w:adjustRightInd/>
-        <w:snapToGrid/>
-        <w:spacing w:before="120" w:after="120" w:line="240" w:lineRule="auto"/>
-        <w:jc w:val="both"/>
-        <w:textAlignment w:val="auto"/>
-      </w:pPr>
-      <w:r>
-        <w:rPr>
-          <w:rFonts w:ascii="Times New Roman" w:hAnsi="Times New Roman" w:eastAsia="Times New Roman" w:cs="Times New Roman"/>
-          <w:sz w:val="24"/>
-          <w:szCs w:val="24"/>
-        </w:rPr>
-        <w:t>The Requirement Provider will provide the necessary project information, domain knowledge, user needs, and other relevant details required for understanding the proposed system and will review and validate the information documented by the Project Team. The Project Team will accurately document the agreed project scope and develop the system based on the requirements established and approved during the subsequent requirements engineering process. Any significant changes to the agreed project scope will be discussed with the Requirement Provider and Project Team before implementation. Both parties agree to maintain effective communication and cooperation throughout the project, including at least one meeting per month (physical or virtual) to discuss requirements, progress, and feedback.</w:t>
-      </w:r>
-    </w:p>
-    <w:p>
-      <w:pPr>
-        <w:keepLines w:val="0"/>
-        <w:pageBreakBefore w:val="0"/>
-        <w:widowControl/>
-        <w:kinsoku/>
-        <w:wordWrap/>
-        <w:overflowPunct/>
-        <w:topLinePunct w:val="0"/>
-        <w:autoSpaceDE/>
-        <w:autoSpaceDN/>
-        <w:bidi w:val="0"/>
-        <w:adjustRightInd/>
-        <w:snapToGrid/>
-        <w:spacing w:before="200" w:after="0" w:line="240" w:lineRule="auto"/>
-        <w:jc w:val="both"/>
-        <w:textAlignment w:val="auto"/>
-      </w:pPr>
-    </w:p>
-    <w:tbl>
-      <w:tblPr>
-        <w:tblStyle w:val="9"/>
-        <w:tblW w:w="9360" w:type="dxa"/>
-        <w:tblInd w:w="0" w:type="dxa"/>
-        <w:tblBorders>
-          <w:top w:val="single" w:color="auto" w:sz="4" w:space="0"/>
-          <w:left w:val="single" w:color="auto" w:sz="4" w:space="0"/>
-          <w:bottom w:val="single" w:color="auto" w:sz="4" w:space="0"/>
-          <w:right w:val="single" w:color="auto" w:sz="4" w:space="0"/>
-          <w:insideH w:val="single" w:color="auto" w:sz="4" w:space="0"/>
-          <w:insideV w:val="single" w:color="auto" w:sz="4" w:space="0"/>
-        </w:tblBorders>
-        <w:tblLayout w:type="autofit"/>
-        <w:tblCellMar>
-          <w:top w:w="0" w:type="dxa"/>
-          <w:left w:w="10" w:type="dxa"/>
-          <w:bottom w:w="0" w:type="dxa"/>
-          <w:right w:w="10" w:type="dxa"/>
-        </w:tblCellMar>
-      </w:tblPr>
-      <w:tblGrid>
-        <w:gridCol w:w="4680"/>
-        <w:gridCol w:w="4680"/>
-      </w:tblGrid>
-      <w:tr>
-        <w:tblPrEx>
-          <w:tblBorders>
-            <w:top w:val="single" w:color="auto" w:sz="4" w:space="0"/>
-            <w:left w:val="single" w:color="auto" w:sz="4" w:space="0"/>
-            <w:bottom w:val="single" w:color="auto" w:sz="4" w:space="0"/>
-            <w:right w:val="single" w:color="auto" w:sz="4" w:space="0"/>
-            <w:insideH w:val="single" w:color="auto" w:sz="4" w:space="0"/>
-            <w:insideV w:val="single" w:color="auto" w:sz="4" w:space="0"/>
-          </w:tblBorders>
-          <w:tblCellMar>
-            <w:top w:w="0" w:type="dxa"/>
-            <w:left w:w="10" w:type="dxa"/>
-            <w:bottom w:w="0" w:type="dxa"/>
-            <w:right w:w="10" w:type="dxa"/>
-          </w:tblCellMar>
-        </w:tblPrEx>
-        <w:trPr>
-          <w:cantSplit/>
-        </w:trPr>
-        <w:tc>
-          <w:tcPr>
-            <w:tcW w:w="4680" w:type="dxa"/>
-            <w:tcBorders>
-              <w:top w:val="single" w:color="000000" w:sz="4" w:space="0"/>
-              <w:left w:val="single" w:color="000000" w:sz="4" w:space="0"/>
-              <w:bottom w:val="single" w:color="000000" w:sz="4" w:space="0"/>
-              <w:right w:val="single" w:color="000000" w:sz="4" w:space="0"/>
-            </w:tcBorders>
-            <w:tcMar>
-              <w:top w:w="100" w:type="dxa"/>
-              <w:left w:w="140" w:type="dxa"/>
-              <w:bottom w:w="100" w:type="dxa"/>
-              <w:right w:w="140" w:type="dxa"/>
-            </w:tcMar>
-          </w:tcPr>
-          <w:p>
-            <w:pPr>
-              <w:keepLines w:val="0"/>
-              <w:pageBreakBefore w:val="0"/>
-              <w:widowControl/>
-              <w:kinsoku/>
-              <w:wordWrap/>
-              <w:overflowPunct/>
-              <w:topLinePunct w:val="0"/>
-              <w:autoSpaceDE/>
-              <w:autoSpaceDN/>
-              <w:bidi w:val="0"/>
-              <w:adjustRightInd/>
-              <w:snapToGrid/>
-              <w:spacing w:before="40" w:after="120" w:line="240" w:lineRule="auto"/>
-              <w:jc w:val="both"/>
-              <w:textAlignment w:val="auto"/>
-            </w:pPr>
-            <w:r>
-              <w:rPr>
-                <w:rFonts w:ascii="Times New Roman" w:hAnsi="Times New Roman" w:eastAsia="Times New Roman" w:cs="Times New Roman"/>
-                <w:b/>
-                <w:bCs/>
-                <w:sz w:val="24"/>
-                <w:szCs w:val="24"/>
-              </w:rPr>
-              <w:t>Requirement Provider</w:t>
-            </w:r>
-          </w:p>
-          <w:p>
-            <w:pPr>
-              <w:keepLines w:val="0"/>
-              <w:pageBreakBefore w:val="0"/>
-              <w:widowControl/>
-              <w:kinsoku/>
-              <w:wordWrap/>
-              <w:overflowPunct/>
-              <w:topLinePunct w:val="0"/>
-              <w:autoSpaceDE/>
-              <w:autoSpaceDN/>
-              <w:bidi w:val="0"/>
-              <w:adjustRightInd/>
-              <w:snapToGrid/>
-              <w:spacing w:before="120" w:after="0" w:line="240" w:lineRule="auto"/>
-              <w:jc w:val="both"/>
-              <w:textAlignment w:val="auto"/>
-            </w:pPr>
-            <w:r>
-              <w:rPr>
-                <w:rFonts w:ascii="Times New Roman" w:hAnsi="Times New Roman" w:eastAsia="Times New Roman" w:cs="Times New Roman"/>
-                <w:sz w:val="22"/>
-                <w:szCs w:val="22"/>
-              </w:rPr>
-              <w:t>Name:</w:t>
-            </w:r>
-          </w:p>
-          <w:p>
-            <w:pPr>
-              <w:keepLines w:val="0"/>
-              <w:pageBreakBefore w:val="0"/>
-              <w:widowControl/>
-              <w:kinsoku/>
-              <w:wordWrap/>
-              <w:overflowPunct/>
-              <w:topLinePunct w:val="0"/>
-              <w:autoSpaceDE/>
-              <w:autoSpaceDN/>
-              <w:bidi w:val="0"/>
-              <w:adjustRightInd/>
-              <w:snapToGrid/>
-              <w:spacing w:before="0" w:after="80" w:line="240" w:lineRule="auto"/>
-              <w:jc w:val="both"/>
-              <w:textAlignment w:val="auto"/>
-            </w:pPr>
-            <w:r>
-              <w:rPr>
-                <w:rFonts w:ascii="Times New Roman" w:hAnsi="Times New Roman" w:eastAsia="Times New Roman" w:cs="Times New Roman"/>
-                <w:sz w:val="22"/>
-                <w:szCs w:val="22"/>
-              </w:rPr>
-              <w:t>______________________________</w:t>
-            </w:r>
-          </w:p>
-          <w:p>
-            <w:pPr>
-              <w:keepLines w:val="0"/>
-              <w:pageBreakBefore w:val="0"/>
-              <w:widowControl/>
-              <w:kinsoku/>
-              <w:wordWrap/>
-              <w:overflowPunct/>
-              <w:topLinePunct w:val="0"/>
-              <w:autoSpaceDE/>
-              <w:autoSpaceDN/>
-              <w:bidi w:val="0"/>
-              <w:adjustRightInd/>
-              <w:snapToGrid/>
-              <w:spacing w:before="120" w:after="0" w:line="240" w:lineRule="auto"/>
-              <w:jc w:val="both"/>
-              <w:textAlignment w:val="auto"/>
-            </w:pPr>
-            <w:r>
-              <w:rPr>
-                <w:rFonts w:ascii="Times New Roman" w:hAnsi="Times New Roman" w:eastAsia="Times New Roman" w:cs="Times New Roman"/>
-                <w:sz w:val="22"/>
-                <w:szCs w:val="22"/>
-              </w:rPr>
-              <w:t>Designation:</w:t>
-            </w:r>
-          </w:p>
-          <w:p>
-            <w:pPr>
-              <w:keepLines w:val="0"/>
-              <w:pageBreakBefore w:val="0"/>
-              <w:widowControl/>
-              <w:kinsoku/>
-              <w:wordWrap/>
-              <w:overflowPunct/>
-              <w:topLinePunct w:val="0"/>
-              <w:autoSpaceDE/>
-              <w:autoSpaceDN/>
-              <w:bidi w:val="0"/>
-              <w:adjustRightInd/>
-              <w:snapToGrid/>
-              <w:spacing w:before="0" w:after="80" w:line="240" w:lineRule="auto"/>
-              <w:jc w:val="both"/>
-              <w:textAlignment w:val="auto"/>
-            </w:pPr>
-            <w:r>
-              <w:rPr>
-                <w:rFonts w:ascii="Times New Roman" w:hAnsi="Times New Roman" w:eastAsia="Times New Roman" w:cs="Times New Roman"/>
-                <w:sz w:val="22"/>
-                <w:szCs w:val="22"/>
-              </w:rPr>
-              <w:t>______________________________</w:t>
-            </w:r>
-          </w:p>
-          <w:p>
-            <w:pPr>
-              <w:keepLines w:val="0"/>
-              <w:pageBreakBefore w:val="0"/>
-              <w:widowControl/>
-              <w:kinsoku/>
-              <w:wordWrap/>
-              <w:overflowPunct/>
-              <w:topLinePunct w:val="0"/>
-              <w:autoSpaceDE/>
-              <w:autoSpaceDN/>
-              <w:bidi w:val="0"/>
-              <w:adjustRightInd/>
-              <w:snapToGrid/>
-              <w:spacing w:before="120" w:after="0" w:line="240" w:lineRule="auto"/>
-              <w:jc w:val="both"/>
-              <w:textAlignment w:val="auto"/>
-            </w:pPr>
-            <w:r>
-              <w:rPr>
-                <w:rFonts w:ascii="Times New Roman" w:hAnsi="Times New Roman" w:eastAsia="Times New Roman" w:cs="Times New Roman"/>
-                <w:sz w:val="22"/>
-                <w:szCs w:val="22"/>
-              </w:rPr>
-              <w:t>Organization:</w:t>
-            </w:r>
-          </w:p>
-          <w:p>
-            <w:pPr>
-              <w:keepLines w:val="0"/>
-              <w:pageBreakBefore w:val="0"/>
-              <w:widowControl/>
-              <w:kinsoku/>
-              <w:wordWrap/>
-              <w:overflowPunct/>
-              <w:topLinePunct w:val="0"/>
-              <w:autoSpaceDE/>
-              <w:autoSpaceDN/>
-              <w:bidi w:val="0"/>
-              <w:adjustRightInd/>
-              <w:snapToGrid/>
-              <w:spacing w:before="0" w:after="80" w:line="240" w:lineRule="auto"/>
-              <w:jc w:val="both"/>
-              <w:textAlignment w:val="auto"/>
-            </w:pPr>
-            <w:r>
-              <w:rPr>
-                <w:rFonts w:ascii="Times New Roman" w:hAnsi="Times New Roman" w:eastAsia="Times New Roman" w:cs="Times New Roman"/>
-                <w:sz w:val="22"/>
-                <w:szCs w:val="22"/>
-              </w:rPr>
-              <w:t>______________________________</w:t>
-            </w:r>
-          </w:p>
-          <w:p>
-            <w:pPr>
-              <w:keepLines w:val="0"/>
-              <w:pageBreakBefore w:val="0"/>
-              <w:widowControl/>
-              <w:kinsoku/>
-              <w:wordWrap/>
-              <w:overflowPunct/>
-              <w:topLinePunct w:val="0"/>
-              <w:autoSpaceDE/>
-              <w:autoSpaceDN/>
-              <w:bidi w:val="0"/>
-              <w:adjustRightInd/>
-              <w:snapToGrid/>
-              <w:spacing w:before="120" w:after="0" w:line="240" w:lineRule="auto"/>
-              <w:jc w:val="both"/>
-              <w:textAlignment w:val="auto"/>
-            </w:pPr>
-            <w:r>
-              <w:rPr>
-                <w:rFonts w:ascii="Times New Roman" w:hAnsi="Times New Roman" w:eastAsia="Times New Roman" w:cs="Times New Roman"/>
-                <w:sz w:val="22"/>
-                <w:szCs w:val="22"/>
-              </w:rPr>
-              <w:t>Email:</w:t>
-            </w:r>
-          </w:p>
-          <w:p>
-            <w:pPr>
-              <w:keepLines w:val="0"/>
-              <w:pageBreakBefore w:val="0"/>
-              <w:widowControl/>
-              <w:kinsoku/>
-              <w:wordWrap/>
-              <w:overflowPunct/>
-              <w:topLinePunct w:val="0"/>
-              <w:autoSpaceDE/>
-              <w:autoSpaceDN/>
-              <w:bidi w:val="0"/>
-              <w:adjustRightInd/>
-              <w:snapToGrid/>
-              <w:spacing w:before="0" w:after="80" w:line="240" w:lineRule="auto"/>
-              <w:jc w:val="both"/>
-              <w:textAlignment w:val="auto"/>
-            </w:pPr>
-            <w:r>
-              <w:rPr>
-                <w:rFonts w:ascii="Times New Roman" w:hAnsi="Times New Roman" w:eastAsia="Times New Roman" w:cs="Times New Roman"/>
-                <w:sz w:val="22"/>
-                <w:szCs w:val="22"/>
-              </w:rPr>
-              <w:t>______________________________</w:t>
-            </w:r>
-          </w:p>
-          <w:p>
-            <w:pPr>
-              <w:keepLines w:val="0"/>
-              <w:pageBreakBefore w:val="0"/>
-              <w:widowControl/>
-              <w:kinsoku/>
-              <w:wordWrap/>
-              <w:overflowPunct/>
-              <w:topLinePunct w:val="0"/>
-              <w:autoSpaceDE/>
-              <w:autoSpaceDN/>
-              <w:bidi w:val="0"/>
-              <w:adjustRightInd/>
-              <w:snapToGrid/>
-              <w:spacing w:before="120" w:after="0" w:line="240" w:lineRule="auto"/>
-              <w:jc w:val="both"/>
-              <w:textAlignment w:val="auto"/>
-            </w:pPr>
-            <w:r>
-              <w:rPr>
-                <w:rFonts w:ascii="Times New Roman" w:hAnsi="Times New Roman" w:eastAsia="Times New Roman" w:cs="Times New Roman"/>
-                <w:sz w:val="22"/>
-                <w:szCs w:val="22"/>
-              </w:rPr>
-              <w:t>Signature with Date:</w:t>
-            </w:r>
-          </w:p>
-          <w:p>
-            <w:pPr>
-              <w:keepLines w:val="0"/>
-              <w:pageBreakBefore w:val="0"/>
-              <w:widowControl/>
-              <w:kinsoku/>
-              <w:wordWrap/>
-              <w:overflowPunct/>
-              <w:topLinePunct w:val="0"/>
-              <w:autoSpaceDE/>
-              <w:autoSpaceDN/>
-              <w:bidi w:val="0"/>
-              <w:adjustRightInd/>
-              <w:snapToGrid/>
-              <w:spacing w:before="0" w:after="80" w:line="240" w:lineRule="auto"/>
-              <w:jc w:val="both"/>
-              <w:textAlignment w:val="auto"/>
-            </w:pPr>
-            <w:r>
-              <w:rPr>
-                <w:rFonts w:ascii="Times New Roman" w:hAnsi="Times New Roman" w:eastAsia="Times New Roman" w:cs="Times New Roman"/>
-                <w:sz w:val="22"/>
-                <w:szCs w:val="22"/>
-              </w:rPr>
-              <w:t>______________________________</w:t>
-            </w:r>
-          </w:p>
-        </w:tc>
-        <w:tc>
-          <w:tcPr>
-            <w:tcW w:w="4680" w:type="dxa"/>
-            <w:tcBorders>
-              <w:top w:val="single" w:color="000000" w:sz="4" w:space="0"/>
-              <w:left w:val="single" w:color="000000" w:sz="4" w:space="0"/>
-              <w:bottom w:val="single" w:color="000000" w:sz="4" w:space="0"/>
-              <w:right w:val="single" w:color="000000" w:sz="4" w:space="0"/>
-            </w:tcBorders>
-            <w:tcMar>
-              <w:top w:w="100" w:type="dxa"/>
-              <w:left w:w="140" w:type="dxa"/>
-              <w:bottom w:w="100" w:type="dxa"/>
-              <w:right w:w="140" w:type="dxa"/>
-            </w:tcMar>
-          </w:tcPr>
-          <w:p>
-            <w:pPr>
-              <w:keepLines w:val="0"/>
-              <w:pageBreakBefore w:val="0"/>
-              <w:widowControl/>
-              <w:kinsoku/>
-              <w:wordWrap/>
-              <w:overflowPunct/>
-              <w:topLinePunct w:val="0"/>
-              <w:autoSpaceDE/>
-              <w:autoSpaceDN/>
-              <w:bidi w:val="0"/>
-              <w:adjustRightInd/>
-              <w:snapToGrid/>
-              <w:spacing w:before="40" w:after="120" w:line="240" w:lineRule="auto"/>
-              <w:jc w:val="both"/>
-              <w:textAlignment w:val="auto"/>
-            </w:pPr>
-            <w:r>
-              <w:rPr>
-                <w:rFonts w:ascii="Times New Roman" w:hAnsi="Times New Roman" w:eastAsia="Times New Roman" w:cs="Times New Roman"/>
-                <w:b/>
-                <w:bCs/>
-                <w:sz w:val="24"/>
-                <w:szCs w:val="24"/>
-              </w:rPr>
-              <w:t>Project Team Representative</w:t>
-            </w:r>
-          </w:p>
-          <w:p>
-            <w:pPr>
-              <w:keepLines w:val="0"/>
-              <w:pageBreakBefore w:val="0"/>
-              <w:widowControl/>
-              <w:kinsoku/>
-              <w:wordWrap/>
-              <w:overflowPunct/>
-              <w:topLinePunct w:val="0"/>
-              <w:autoSpaceDE/>
-              <w:autoSpaceDN/>
-              <w:bidi w:val="0"/>
-              <w:adjustRightInd/>
-              <w:snapToGrid/>
-              <w:spacing w:before="120" w:after="0" w:line="240" w:lineRule="auto"/>
-              <w:jc w:val="both"/>
-              <w:textAlignment w:val="auto"/>
-            </w:pPr>
-            <w:r>
-              <w:rPr>
-                <w:rFonts w:ascii="Times New Roman" w:hAnsi="Times New Roman" w:eastAsia="Times New Roman" w:cs="Times New Roman"/>
-                <w:sz w:val="22"/>
-                <w:szCs w:val="22"/>
-              </w:rPr>
-              <w:t>Name:</w:t>
-            </w:r>
-          </w:p>
-          <w:p>
-            <w:pPr>
-              <w:keepLines w:val="0"/>
-              <w:pageBreakBefore w:val="0"/>
-              <w:widowControl/>
-              <w:kinsoku/>
-              <w:wordWrap/>
-              <w:overflowPunct/>
-              <w:topLinePunct w:val="0"/>
-              <w:autoSpaceDE/>
-              <w:autoSpaceDN/>
-              <w:bidi w:val="0"/>
-              <w:adjustRightInd/>
-              <w:snapToGrid/>
-              <w:spacing w:before="0" w:after="80" w:line="240" w:lineRule="auto"/>
-              <w:jc w:val="both"/>
-              <w:textAlignment w:val="auto"/>
-            </w:pPr>
-            <w:r>
-              <w:rPr>
-                <w:rFonts w:ascii="Times New Roman" w:hAnsi="Times New Roman" w:eastAsia="Times New Roman" w:cs="Times New Roman"/>
-                <w:sz w:val="22"/>
-                <w:szCs w:val="22"/>
-              </w:rPr>
-              <w:t>______________________________</w:t>
-            </w:r>
-          </w:p>
-          <w:p>
-            <w:pPr>
-              <w:keepLines w:val="0"/>
-              <w:pageBreakBefore w:val="0"/>
-              <w:widowControl/>
-              <w:kinsoku/>
-              <w:wordWrap/>
-              <w:overflowPunct/>
-              <w:topLinePunct w:val="0"/>
-              <w:autoSpaceDE/>
-              <w:autoSpaceDN/>
-              <w:bidi w:val="0"/>
-              <w:adjustRightInd/>
-              <w:snapToGrid/>
-              <w:spacing w:before="120" w:after="0" w:line="240" w:lineRule="auto"/>
-              <w:jc w:val="both"/>
-              <w:textAlignment w:val="auto"/>
-            </w:pPr>
-            <w:r>
-              <w:rPr>
-                <w:rFonts w:ascii="Times New Roman" w:hAnsi="Times New Roman" w:eastAsia="Times New Roman" w:cs="Times New Roman"/>
-                <w:sz w:val="22"/>
-                <w:szCs w:val="22"/>
-              </w:rPr>
-              <w:t>Roll No:</w:t>
-            </w:r>
-          </w:p>
-          <w:p>
-            <w:pPr>
-              <w:keepLines w:val="0"/>
-              <w:pageBreakBefore w:val="0"/>
-              <w:widowControl/>
-              <w:kinsoku/>
-              <w:wordWrap/>
-              <w:overflowPunct/>
-              <w:topLinePunct w:val="0"/>
-              <w:autoSpaceDE/>
-              <w:autoSpaceDN/>
-              <w:bidi w:val="0"/>
-              <w:adjustRightInd/>
-              <w:snapToGrid/>
-              <w:spacing w:before="0" w:after="80" w:line="240" w:lineRule="auto"/>
-              <w:jc w:val="both"/>
-              <w:textAlignment w:val="auto"/>
-            </w:pPr>
-            <w:r>
-              <w:rPr>
-                <w:rFonts w:ascii="Times New Roman" w:hAnsi="Times New Roman" w:eastAsia="Times New Roman" w:cs="Times New Roman"/>
-                <w:sz w:val="22"/>
-                <w:szCs w:val="22"/>
-              </w:rPr>
-              <w:t>______________________________</w:t>
-            </w:r>
-          </w:p>
-          <w:p>
-            <w:pPr>
-              <w:keepLines w:val="0"/>
-              <w:pageBreakBefore w:val="0"/>
-              <w:widowControl/>
-              <w:kinsoku/>
-              <w:wordWrap/>
-              <w:overflowPunct/>
-              <w:topLinePunct w:val="0"/>
-              <w:autoSpaceDE/>
-              <w:autoSpaceDN/>
-              <w:bidi w:val="0"/>
-              <w:adjustRightInd/>
-              <w:snapToGrid/>
-              <w:spacing w:before="120" w:after="0" w:line="240" w:lineRule="auto"/>
-              <w:jc w:val="both"/>
-              <w:textAlignment w:val="auto"/>
-            </w:pPr>
-            <w:r>
-              <w:rPr>
-                <w:rFonts w:ascii="Times New Roman" w:hAnsi="Times New Roman" w:eastAsia="Times New Roman" w:cs="Times New Roman"/>
-                <w:sz w:val="22"/>
-                <w:szCs w:val="22"/>
-              </w:rPr>
-              <w:t>Email:</w:t>
-            </w:r>
-          </w:p>
-          <w:p>
-            <w:pPr>
-              <w:keepLines w:val="0"/>
-              <w:pageBreakBefore w:val="0"/>
-              <w:widowControl/>
-              <w:kinsoku/>
-              <w:wordWrap/>
-              <w:overflowPunct/>
-              <w:topLinePunct w:val="0"/>
-              <w:autoSpaceDE/>
-              <w:autoSpaceDN/>
-              <w:bidi w:val="0"/>
-              <w:adjustRightInd/>
-              <w:snapToGrid/>
-              <w:spacing w:before="0" w:after="80" w:line="240" w:lineRule="auto"/>
-              <w:jc w:val="both"/>
-              <w:textAlignment w:val="auto"/>
-            </w:pPr>
-            <w:r>
-              <w:rPr>
-                <w:rFonts w:ascii="Times New Roman" w:hAnsi="Times New Roman" w:eastAsia="Times New Roman" w:cs="Times New Roman"/>
-                <w:sz w:val="22"/>
-                <w:szCs w:val="22"/>
-              </w:rPr>
-              <w:t>______________________________</w:t>
-            </w:r>
-          </w:p>
-          <w:p>
-            <w:pPr>
-              <w:keepLines w:val="0"/>
-              <w:pageBreakBefore w:val="0"/>
-              <w:widowControl/>
-              <w:kinsoku/>
-              <w:wordWrap/>
-              <w:overflowPunct/>
-              <w:topLinePunct w:val="0"/>
-              <w:autoSpaceDE/>
-              <w:autoSpaceDN/>
-              <w:bidi w:val="0"/>
-              <w:adjustRightInd/>
-              <w:snapToGrid/>
-              <w:spacing w:before="120" w:after="0" w:line="240" w:lineRule="auto"/>
-              <w:jc w:val="both"/>
-              <w:textAlignment w:val="auto"/>
-            </w:pPr>
-            <w:r>
-              <w:rPr>
-                <w:rFonts w:ascii="Times New Roman" w:hAnsi="Times New Roman" w:eastAsia="Times New Roman" w:cs="Times New Roman"/>
-                <w:sz w:val="22"/>
-                <w:szCs w:val="22"/>
-              </w:rPr>
-              <w:t>Signature with Date:</w:t>
-            </w:r>
-          </w:p>
-          <w:p>
-            <w:pPr>
-              <w:keepLines w:val="0"/>
-              <w:pageBreakBefore w:val="0"/>
-              <w:widowControl/>
-              <w:kinsoku/>
-              <w:wordWrap/>
-              <w:overflowPunct/>
-              <w:topLinePunct w:val="0"/>
-              <w:autoSpaceDE/>
-              <w:autoSpaceDN/>
-              <w:bidi w:val="0"/>
-              <w:adjustRightInd/>
-              <w:snapToGrid/>
-              <w:spacing w:before="0" w:after="80" w:line="240" w:lineRule="auto"/>
-              <w:jc w:val="both"/>
-              <w:textAlignment w:val="auto"/>
-            </w:pPr>
-            <w:r>
-              <w:rPr>
-                <w:rFonts w:ascii="Times New Roman" w:hAnsi="Times New Roman" w:eastAsia="Times New Roman" w:cs="Times New Roman"/>
-                <w:sz w:val="22"/>
-                <w:szCs w:val="22"/>
-              </w:rPr>
-              <w:t>______________________________</w:t>
-            </w:r>
-          </w:p>
-        </w:tc>
-      </w:tr>
-    </w:tbl>
-    <w:p>
-      <w:pPr>
-        <w:keepLines w:val="0"/>
-        <w:pageBreakBefore w:val="0"/>
-        <w:widowControl/>
+        <w:numPr>
+          <w:numId w:val="0"/>
+        </w:numPr>
         <w:kinsoku/>
         <w:wordWrap/>
         <w:overflowPunct/>
@@ -3703,12 +2830,55 @@
         <w:adjustRightInd/>
         <w:snapToGrid/>
         <w:spacing w:line="240" w:lineRule="auto"/>
+        <w:ind w:leftChars="0"/>
         <w:jc w:val="both"/>
         <w:textAlignment w:val="auto"/>
       </w:pPr>
       <w:r>
-        <w:br w:type="page"/>
-      </w:r>
+        <w:drawing>
+          <wp:inline distT="0" distB="0" distL="114300" distR="114300">
+            <wp:extent cx="6333490" cy="8114665"/>
+            <wp:effectExtent l="0" t="0" r="6350" b="8255"/>
+            <wp:docPr id="4" name="Picture 1"/>
+            <wp:cNvGraphicFramePr>
+              <a:graphicFrameLocks xmlns:a="http://schemas.openxmlformats.org/drawingml/2006/main" noChangeAspect="1"/>
+            </wp:cNvGraphicFramePr>
+            <a:graphic xmlns:a="http://schemas.openxmlformats.org/drawingml/2006/main">
+              <a:graphicData uri="http://schemas.openxmlformats.org/drawingml/2006/picture">
+                <pic:pic xmlns:pic="http://schemas.openxmlformats.org/drawingml/2006/picture">
+                  <pic:nvPicPr>
+                    <pic:cNvPr id="4" name="Picture 1"/>
+                    <pic:cNvPicPr>
+                      <a:picLocks noChangeAspect="1"/>
+                    </pic:cNvPicPr>
+                  </pic:nvPicPr>
+                  <pic:blipFill>
+                    <a:blip r:embed="rId8"/>
+                    <a:stretch>
+                      <a:fillRect/>
+                    </a:stretch>
+                  </pic:blipFill>
+                  <pic:spPr>
+                    <a:xfrm>
+                      <a:off x="0" y="0"/>
+                      <a:ext cx="6333490" cy="8114665"/>
+                    </a:xfrm>
+                    <a:prstGeom prst="rect">
+                      <a:avLst/>
+                    </a:prstGeom>
+                    <a:noFill/>
+                    <a:ln>
+                      <a:noFill/>
+                    </a:ln>
+                  </pic:spPr>
+                </pic:pic>
+              </a:graphicData>
+            </a:graphic>
+          </wp:inline>
+        </w:drawing>
+      </w:r>
+      <w:bookmarkStart w:id="0" w:name="_GoBack"/>
+      <w:bookmarkEnd w:id="0"/>
     </w:p>
     <w:p>
       <w:pPr>
@@ -6393,8 +5563,6 @@
               </w:rPr>
               <w:t xml:space="preserve"> </w:t>
             </w:r>
-            <w:bookmarkStart w:id="0" w:name="_GoBack"/>
-            <w:bookmarkEnd w:id="0"/>
             <w:r>
               <w:rPr>
                 <w:rFonts w:ascii="Times New Roman" w:hAnsi="Times New Roman" w:eastAsia="Times New Roman" w:cs="Times New Roman"/>
@@ -15121,7 +14289,24 @@
                 <w:sz w:val="22"/>
                 <w:szCs w:val="22"/>
               </w:rPr>
-              <w:t>Visual Studio Code</w:t>
+              <w:t>Visual S</w:t>
+            </w:r>
+            <w:r>
+              <w:rPr>
+                <w:rFonts w:hint="default" w:cs="Times New Roman"/>
+                <w:sz w:val="22"/>
+                <w:szCs w:val="22"/>
+                <w:lang w:val="en-US"/>
+              </w:rPr>
+              <w:t xml:space="preserve"> </w:t>
+            </w:r>
+            <w:r>
+              <w:rPr>
+                <w:rFonts w:ascii="Times New Roman" w:hAnsi="Times New Roman" w:eastAsia="Times New Roman" w:cs="Times New Roman"/>
+                <w:sz w:val="22"/>
+                <w:szCs w:val="22"/>
+              </w:rPr>
+              <w:t>tudio Code</w:t>
             </w:r>
           </w:p>
         </w:tc>
@@ -15642,12 +14827,6 @@
             <w:insideH w:val="single" w:color="auto" w:sz="4" w:space="0"/>
             <w:insideV w:val="single" w:color="auto" w:sz="4" w:space="0"/>
           </w:tblBorders>
-          <w:tblCellMar>
-            <w:top w:w="0" w:type="dxa"/>
-            <w:left w:w="10" w:type="dxa"/>
-            <w:bottom w:w="0" w:type="dxa"/>
-            <w:right w:w="10" w:type="dxa"/>
-          </w:tblCellMar>
         </w:tblPrEx>
         <w:trPr>
           <w:cantSplit/>

--- a/NUSP Submission Content/Milestone 1/Proposal/NUSP Proposal.docx
+++ b/NUSP Submission Content/Milestone 1/Proposal/NUSP Proposal.docx
@@ -1945,8 +1945,9 @@
         </w:tblCellMar>
       </w:tblPr>
       <w:tblGrid>
-        <w:gridCol w:w="6707"/>
-        <w:gridCol w:w="2869"/>
+        <w:gridCol w:w="399"/>
+        <w:gridCol w:w="7489"/>
+        <w:gridCol w:w="1687"/>
       </w:tblGrid>
       <w:tr>
         <w:tblPrEx>
@@ -1970,13 +1971,17 @@
         </w:trPr>
         <w:tc>
           <w:tcPr>
-            <w:tcW w:w="6707" w:type="dxa"/>
+            <w:tcW w:w="399" w:type="dxa"/>
           </w:tcPr>
           <w:p>
             <w:pPr>
               <w:keepLines w:val="0"/>
               <w:pageBreakBefore w:val="0"/>
               <w:widowControl/>
+              <w:numPr>
+                <w:ilvl w:val="0"/>
+                <w:numId w:val="1"/>
+              </w:numPr>
               <w:kinsoku/>
               <w:wordWrap/>
               <w:overflowPunct/>
@@ -1997,7 +2002,29 @@
                 <w:lang w:val="en-US"/>
               </w:rPr>
             </w:pPr>
-            <w:r>
+          </w:p>
+        </w:tc>
+        <w:tc>
+          <w:tcPr>
+            <w:tcW w:w="7489" w:type="dxa"/>
+          </w:tcPr>
+          <w:p>
+            <w:pPr>
+              <w:keepLines w:val="0"/>
+              <w:pageBreakBefore w:val="0"/>
+              <w:widowControl/>
+              <w:kinsoku/>
+              <w:wordWrap/>
+              <w:overflowPunct/>
+              <w:topLinePunct w:val="0"/>
+              <w:autoSpaceDE/>
+              <w:autoSpaceDN/>
+              <w:bidi w:val="0"/>
+              <w:adjustRightInd/>
+              <w:snapToGrid/>
+              <w:spacing w:line="240" w:lineRule="auto"/>
+              <w:jc w:val="both"/>
+              <w:textAlignment w:val="auto"/>
               <w:rPr>
                 <w:rFonts w:hint="default"/>
                 <w:b/>
@@ -2005,13 +2032,22 @@
                 <w:vertAlign w:val="baseline"/>
                 <w:lang w:val="en-US"/>
               </w:rPr>
+            </w:pPr>
+            <w:r>
+              <w:rPr>
+                <w:rFonts w:hint="default"/>
+                <w:b/>
+                <w:bCs/>
+                <w:vertAlign w:val="baseline"/>
+                <w:lang w:val="en-US"/>
+              </w:rPr>
               <w:t>INTRODUCTION</w:t>
             </w:r>
           </w:p>
         </w:tc>
         <w:tc>
           <w:tcPr>
-            <w:tcW w:w="2869" w:type="dxa"/>
+            <w:tcW w:w="1687" w:type="dxa"/>
           </w:tcPr>
           <w:p>
             <w:pPr>
@@ -2069,7 +2105,43 @@
         </w:trPr>
         <w:tc>
           <w:tcPr>
-            <w:tcW w:w="6707" w:type="dxa"/>
+            <w:tcW w:w="399" w:type="dxa"/>
+          </w:tcPr>
+          <w:p>
+            <w:pPr>
+              <w:keepLines w:val="0"/>
+              <w:pageBreakBefore w:val="0"/>
+              <w:widowControl/>
+              <w:numPr>
+                <w:ilvl w:val="0"/>
+                <w:numId w:val="1"/>
+              </w:numPr>
+              <w:kinsoku/>
+              <w:wordWrap/>
+              <w:overflowPunct/>
+              <w:topLinePunct w:val="0"/>
+              <w:autoSpaceDE/>
+              <w:autoSpaceDN/>
+              <w:bidi w:val="0"/>
+              <w:adjustRightInd/>
+              <w:snapToGrid/>
+              <w:spacing w:line="240" w:lineRule="auto"/>
+              <w:ind w:left="0" w:leftChars="0" w:firstLine="0" w:firstLineChars="0"/>
+              <w:jc w:val="both"/>
+              <w:textAlignment w:val="auto"/>
+              <w:rPr>
+                <w:rFonts w:hint="default"/>
+                <w:b/>
+                <w:bCs/>
+                <w:vertAlign w:val="baseline"/>
+                <w:lang w:val="en-US"/>
+              </w:rPr>
+            </w:pPr>
+          </w:p>
+        </w:tc>
+        <w:tc>
+          <w:tcPr>
+            <w:tcW w:w="7489" w:type="dxa"/>
           </w:tcPr>
           <w:p>
             <w:pPr>
@@ -2110,7 +2182,7 @@
         </w:tc>
         <w:tc>
           <w:tcPr>
-            <w:tcW w:w="2869" w:type="dxa"/>
+            <w:tcW w:w="1687" w:type="dxa"/>
           </w:tcPr>
           <w:p>
             <w:pPr>
@@ -2168,7 +2240,43 @@
         </w:trPr>
         <w:tc>
           <w:tcPr>
-            <w:tcW w:w="6707" w:type="dxa"/>
+            <w:tcW w:w="399" w:type="dxa"/>
+          </w:tcPr>
+          <w:p>
+            <w:pPr>
+              <w:keepLines w:val="0"/>
+              <w:pageBreakBefore w:val="0"/>
+              <w:widowControl/>
+              <w:numPr>
+                <w:ilvl w:val="0"/>
+                <w:numId w:val="1"/>
+              </w:numPr>
+              <w:kinsoku/>
+              <w:wordWrap/>
+              <w:overflowPunct/>
+              <w:topLinePunct w:val="0"/>
+              <w:autoSpaceDE/>
+              <w:autoSpaceDN/>
+              <w:bidi w:val="0"/>
+              <w:adjustRightInd/>
+              <w:snapToGrid/>
+              <w:spacing w:line="240" w:lineRule="auto"/>
+              <w:ind w:left="0" w:leftChars="0" w:firstLine="0" w:firstLineChars="0"/>
+              <w:jc w:val="both"/>
+              <w:textAlignment w:val="auto"/>
+              <w:rPr>
+                <w:rFonts w:hint="default"/>
+                <w:b/>
+                <w:bCs/>
+                <w:vertAlign w:val="baseline"/>
+                <w:lang w:val="en-US"/>
+              </w:rPr>
+            </w:pPr>
+          </w:p>
+        </w:tc>
+        <w:tc>
+          <w:tcPr>
+            <w:tcW w:w="7489" w:type="dxa"/>
           </w:tcPr>
           <w:p>
             <w:pPr>
@@ -2209,7 +2317,7 @@
         </w:tc>
         <w:tc>
           <w:tcPr>
-            <w:tcW w:w="2869" w:type="dxa"/>
+            <w:tcW w:w="1687" w:type="dxa"/>
           </w:tcPr>
           <w:p>
             <w:pPr>
@@ -2267,7 +2375,43 @@
         </w:trPr>
         <w:tc>
           <w:tcPr>
-            <w:tcW w:w="6707" w:type="dxa"/>
+            <w:tcW w:w="399" w:type="dxa"/>
+          </w:tcPr>
+          <w:p>
+            <w:pPr>
+              <w:keepLines w:val="0"/>
+              <w:pageBreakBefore w:val="0"/>
+              <w:widowControl/>
+              <w:numPr>
+                <w:ilvl w:val="0"/>
+                <w:numId w:val="1"/>
+              </w:numPr>
+              <w:kinsoku/>
+              <w:wordWrap/>
+              <w:overflowPunct/>
+              <w:topLinePunct w:val="0"/>
+              <w:autoSpaceDE/>
+              <w:autoSpaceDN/>
+              <w:bidi w:val="0"/>
+              <w:adjustRightInd/>
+              <w:snapToGrid/>
+              <w:spacing w:line="240" w:lineRule="auto"/>
+              <w:ind w:left="0" w:leftChars="0" w:firstLine="0" w:firstLineChars="0"/>
+              <w:jc w:val="both"/>
+              <w:textAlignment w:val="auto"/>
+              <w:rPr>
+                <w:rFonts w:hint="default"/>
+                <w:b/>
+                <w:bCs/>
+                <w:vertAlign w:val="baseline"/>
+                <w:lang w:val="en-US"/>
+              </w:rPr>
+            </w:pPr>
+          </w:p>
+        </w:tc>
+        <w:tc>
+          <w:tcPr>
+            <w:tcW w:w="7489" w:type="dxa"/>
           </w:tcPr>
           <w:p>
             <w:pPr>
@@ -2308,7 +2452,7 @@
         </w:tc>
         <w:tc>
           <w:tcPr>
-            <w:tcW w:w="2869" w:type="dxa"/>
+            <w:tcW w:w="1687" w:type="dxa"/>
           </w:tcPr>
           <w:p>
             <w:pPr>
@@ -2366,7 +2510,43 @@
         </w:trPr>
         <w:tc>
           <w:tcPr>
-            <w:tcW w:w="6707" w:type="dxa"/>
+            <w:tcW w:w="399" w:type="dxa"/>
+          </w:tcPr>
+          <w:p>
+            <w:pPr>
+              <w:keepLines w:val="0"/>
+              <w:pageBreakBefore w:val="0"/>
+              <w:widowControl/>
+              <w:numPr>
+                <w:ilvl w:val="0"/>
+                <w:numId w:val="1"/>
+              </w:numPr>
+              <w:kinsoku/>
+              <w:wordWrap/>
+              <w:overflowPunct/>
+              <w:topLinePunct w:val="0"/>
+              <w:autoSpaceDE/>
+              <w:autoSpaceDN/>
+              <w:bidi w:val="0"/>
+              <w:adjustRightInd/>
+              <w:snapToGrid/>
+              <w:spacing w:line="240" w:lineRule="auto"/>
+              <w:ind w:left="0" w:leftChars="0" w:firstLine="0" w:firstLineChars="0"/>
+              <w:jc w:val="both"/>
+              <w:textAlignment w:val="auto"/>
+              <w:rPr>
+                <w:rFonts w:hint="default" w:ascii="Times New Roman" w:hAnsi="Times New Roman" w:cs="Times New Roman"/>
+                <w:b/>
+                <w:bCs/>
+                <w:sz w:val="24"/>
+                <w:lang w:val="en-US"/>
+              </w:rPr>
+            </w:pPr>
+          </w:p>
+        </w:tc>
+        <w:tc>
+          <w:tcPr>
+            <w:tcW w:w="7489" w:type="dxa"/>
           </w:tcPr>
           <w:p>
             <w:pPr>
@@ -2404,7 +2584,7 @@
         </w:tc>
         <w:tc>
           <w:tcPr>
-            <w:tcW w:w="2869" w:type="dxa"/>
+            <w:tcW w:w="1687" w:type="dxa"/>
           </w:tcPr>
           <w:p>
             <w:pPr>
@@ -2462,7 +2642,43 @@
         </w:trPr>
         <w:tc>
           <w:tcPr>
-            <w:tcW w:w="6707" w:type="dxa"/>
+            <w:tcW w:w="399" w:type="dxa"/>
+          </w:tcPr>
+          <w:p>
+            <w:pPr>
+              <w:keepLines w:val="0"/>
+              <w:pageBreakBefore w:val="0"/>
+              <w:widowControl/>
+              <w:numPr>
+                <w:ilvl w:val="0"/>
+                <w:numId w:val="1"/>
+              </w:numPr>
+              <w:kinsoku/>
+              <w:wordWrap/>
+              <w:overflowPunct/>
+              <w:topLinePunct w:val="0"/>
+              <w:autoSpaceDE/>
+              <w:autoSpaceDN/>
+              <w:bidi w:val="0"/>
+              <w:adjustRightInd/>
+              <w:snapToGrid/>
+              <w:spacing w:line="240" w:lineRule="auto"/>
+              <w:ind w:left="0" w:leftChars="0" w:firstLine="0" w:firstLineChars="0"/>
+              <w:jc w:val="both"/>
+              <w:textAlignment w:val="auto"/>
+              <w:rPr>
+                <w:rFonts w:hint="default"/>
+                <w:b/>
+                <w:bCs/>
+                <w:vertAlign w:val="baseline"/>
+                <w:lang w:val="en-US"/>
+              </w:rPr>
+            </w:pPr>
+          </w:p>
+        </w:tc>
+        <w:tc>
+          <w:tcPr>
+            <w:tcW w:w="7489" w:type="dxa"/>
           </w:tcPr>
           <w:p>
             <w:pPr>
@@ -2504,7 +2720,7 @@
         </w:tc>
         <w:tc>
           <w:tcPr>
-            <w:tcW w:w="2869" w:type="dxa"/>
+            <w:tcW w:w="1687" w:type="dxa"/>
           </w:tcPr>
           <w:p>
             <w:pPr>
@@ -2562,7 +2778,43 @@
         </w:trPr>
         <w:tc>
           <w:tcPr>
-            <w:tcW w:w="6707" w:type="dxa"/>
+            <w:tcW w:w="399" w:type="dxa"/>
+          </w:tcPr>
+          <w:p>
+            <w:pPr>
+              <w:keepLines w:val="0"/>
+              <w:pageBreakBefore w:val="0"/>
+              <w:widowControl/>
+              <w:numPr>
+                <w:ilvl w:val="0"/>
+                <w:numId w:val="1"/>
+              </w:numPr>
+              <w:kinsoku/>
+              <w:wordWrap/>
+              <w:overflowPunct/>
+              <w:topLinePunct w:val="0"/>
+              <w:autoSpaceDE/>
+              <w:autoSpaceDN/>
+              <w:bidi w:val="0"/>
+              <w:adjustRightInd/>
+              <w:snapToGrid/>
+              <w:spacing w:line="240" w:lineRule="auto"/>
+              <w:ind w:left="0" w:leftChars="0" w:firstLine="0" w:firstLineChars="0"/>
+              <w:jc w:val="both"/>
+              <w:textAlignment w:val="auto"/>
+              <w:rPr>
+                <w:rFonts w:hint="default" w:ascii="Times New Roman" w:hAnsi="Times New Roman" w:cs="Times New Roman"/>
+                <w:b/>
+                <w:bCs/>
+                <w:sz w:val="24"/>
+                <w:lang w:val="en-US"/>
+              </w:rPr>
+            </w:pPr>
+          </w:p>
+        </w:tc>
+        <w:tc>
+          <w:tcPr>
+            <w:tcW w:w="7489" w:type="dxa"/>
           </w:tcPr>
           <w:p>
             <w:pPr>
@@ -2600,7 +2852,7 @@
         </w:tc>
         <w:tc>
           <w:tcPr>
-            <w:tcW w:w="2869" w:type="dxa"/>
+            <w:tcW w:w="1687" w:type="dxa"/>
           </w:tcPr>
           <w:p>
             <w:pPr>
@@ -2658,7 +2910,43 @@
         </w:trPr>
         <w:tc>
           <w:tcPr>
-            <w:tcW w:w="6707" w:type="dxa"/>
+            <w:tcW w:w="399" w:type="dxa"/>
+          </w:tcPr>
+          <w:p>
+            <w:pPr>
+              <w:keepLines w:val="0"/>
+              <w:pageBreakBefore w:val="0"/>
+              <w:widowControl/>
+              <w:numPr>
+                <w:ilvl w:val="0"/>
+                <w:numId w:val="1"/>
+              </w:numPr>
+              <w:kinsoku/>
+              <w:wordWrap/>
+              <w:overflowPunct/>
+              <w:topLinePunct w:val="0"/>
+              <w:autoSpaceDE/>
+              <w:autoSpaceDN/>
+              <w:bidi w:val="0"/>
+              <w:adjustRightInd/>
+              <w:snapToGrid/>
+              <w:spacing w:line="240" w:lineRule="auto"/>
+              <w:ind w:left="0" w:leftChars="0" w:firstLine="0" w:firstLineChars="0"/>
+              <w:jc w:val="both"/>
+              <w:textAlignment w:val="auto"/>
+              <w:rPr>
+                <w:rFonts w:hint="default"/>
+                <w:b/>
+                <w:bCs/>
+                <w:vertAlign w:val="baseline"/>
+                <w:lang w:val="en-US"/>
+              </w:rPr>
+            </w:pPr>
+          </w:p>
+        </w:tc>
+        <w:tc>
+          <w:tcPr>
+            <w:tcW w:w="7489" w:type="dxa"/>
           </w:tcPr>
           <w:p>
             <w:pPr>
@@ -2699,7 +2987,142 @@
         </w:tc>
         <w:tc>
           <w:tcPr>
-            <w:tcW w:w="2869" w:type="dxa"/>
+            <w:tcW w:w="1687" w:type="dxa"/>
+          </w:tcPr>
+          <w:p>
+            <w:pPr>
+              <w:keepLines w:val="0"/>
+              <w:pageBreakBefore w:val="0"/>
+              <w:widowControl/>
+              <w:kinsoku/>
+              <w:wordWrap/>
+              <w:overflowPunct/>
+              <w:topLinePunct w:val="0"/>
+              <w:autoSpaceDE/>
+              <w:autoSpaceDN/>
+              <w:bidi w:val="0"/>
+              <w:adjustRightInd/>
+              <w:snapToGrid/>
+              <w:spacing w:line="240" w:lineRule="auto"/>
+              <w:jc w:val="center"/>
+              <w:textAlignment w:val="auto"/>
+              <w:rPr>
+                <w:rFonts w:hint="default"/>
+                <w:vertAlign w:val="baseline"/>
+                <w:lang w:val="en-US"/>
+              </w:rPr>
+            </w:pPr>
+            <w:r>
+              <w:rPr>
+                <w:rFonts w:hint="default"/>
+                <w:vertAlign w:val="baseline"/>
+                <w:lang w:val="en-US"/>
+              </w:rPr>
+              <w:t>9</w:t>
+            </w:r>
+          </w:p>
+        </w:tc>
+      </w:tr>
+      <w:tr>
+        <w:tblPrEx>
+          <w:tblBorders>
+            <w:top w:val="single" w:color="auto" w:sz="4" w:space="0"/>
+            <w:left w:val="single" w:color="auto" w:sz="4" w:space="0"/>
+            <w:bottom w:val="single" w:color="auto" w:sz="4" w:space="0"/>
+            <w:right w:val="single" w:color="auto" w:sz="4" w:space="0"/>
+            <w:insideH w:val="single" w:color="auto" w:sz="4" w:space="0"/>
+            <w:insideV w:val="single" w:color="auto" w:sz="4" w:space="0"/>
+          </w:tblBorders>
+          <w:tblCellMar>
+            <w:top w:w="0" w:type="dxa"/>
+            <w:left w:w="108" w:type="dxa"/>
+            <w:bottom w:w="0" w:type="dxa"/>
+            <w:right w:w="108" w:type="dxa"/>
+          </w:tblCellMar>
+        </w:tblPrEx>
+        <w:trPr>
+          <w:trHeight w:val="405" w:hRule="atLeast"/>
+        </w:trPr>
+        <w:tc>
+          <w:tcPr>
+            <w:tcW w:w="399" w:type="dxa"/>
+          </w:tcPr>
+          <w:p>
+            <w:pPr>
+              <w:keepLines w:val="0"/>
+              <w:pageBreakBefore w:val="0"/>
+              <w:widowControl/>
+              <w:numPr>
+                <w:ilvl w:val="0"/>
+                <w:numId w:val="1"/>
+              </w:numPr>
+              <w:kinsoku/>
+              <w:wordWrap/>
+              <w:overflowPunct/>
+              <w:topLinePunct w:val="0"/>
+              <w:autoSpaceDE/>
+              <w:autoSpaceDN/>
+              <w:bidi w:val="0"/>
+              <w:adjustRightInd/>
+              <w:snapToGrid/>
+              <w:spacing w:line="240" w:lineRule="auto"/>
+              <w:ind w:left="0" w:leftChars="0" w:firstLine="0" w:firstLineChars="0"/>
+              <w:jc w:val="both"/>
+              <w:textAlignment w:val="auto"/>
+              <w:rPr>
+                <w:rFonts w:hint="default"/>
+                <w:b/>
+                <w:bCs/>
+                <w:vertAlign w:val="baseline"/>
+                <w:lang w:val="en-US"/>
+              </w:rPr>
+            </w:pPr>
+          </w:p>
+        </w:tc>
+        <w:tc>
+          <w:tcPr>
+            <w:tcW w:w="7489" w:type="dxa"/>
+          </w:tcPr>
+          <w:p>
+            <w:pPr>
+              <w:keepLines w:val="0"/>
+              <w:pageBreakBefore w:val="0"/>
+              <w:widowControl/>
+              <w:kinsoku/>
+              <w:wordWrap/>
+              <w:overflowPunct/>
+              <w:topLinePunct w:val="0"/>
+              <w:autoSpaceDE/>
+              <w:autoSpaceDN/>
+              <w:bidi w:val="0"/>
+              <w:adjustRightInd/>
+              <w:snapToGrid/>
+              <w:spacing w:line="240" w:lineRule="auto"/>
+              <w:jc w:val="both"/>
+              <w:textAlignment w:val="auto"/>
+              <w:rPr>
+                <w:rFonts w:hint="default"/>
+                <w:b/>
+                <w:bCs/>
+                <w:vertAlign w:val="baseline"/>
+                <w:lang w:val="en-US"/>
+              </w:rPr>
+            </w:pPr>
+            <w:r>
+              <w:rPr>
+                <w:rFonts w:hint="default"/>
+                <w:b/>
+                <w:bCs/>
+                <w:vertAlign w:val="baseline"/>
+                <w:lang w:val="en-US"/>
+              </w:rPr>
+              <w:t>AI PROMPT USED</w:t>
+            </w:r>
+          </w:p>
+        </w:tc>
+        <w:tc>
+          <w:tcPr>
+            <w:tcW w:w="1687" w:type="dxa"/>
           </w:tcPr>
           <w:p>
             <w:pPr>
@@ -2818,6 +3241,7 @@
         <w:pageBreakBefore w:val="0"/>
         <w:widowControl/>
         <w:numPr>
+          <w:ilvl w:val="0"/>
           <w:numId w:val="0"/>
         </w:numPr>
         <w:kinsoku/>
@@ -2877,8 +3301,6 @@
           </wp:inline>
         </w:drawing>
       </w:r>
-      <w:bookmarkStart w:id="0" w:name="_GoBack"/>
-      <w:bookmarkEnd w:id="0"/>
     </w:p>
     <w:p>
       <w:pPr>
@@ -2888,7 +3310,7 @@
         <w:widowControl/>
         <w:numPr>
           <w:ilvl w:val="0"/>
-          <w:numId w:val="1"/>
+          <w:numId w:val="2"/>
         </w:numPr>
         <w:kinsoku/>
         <w:wordWrap/>
@@ -2900,6 +3322,7 @@
         <w:adjustRightInd/>
         <w:snapToGrid/>
         <w:spacing w:line="240" w:lineRule="auto"/>
+        <w:ind w:left="540" w:leftChars="0" w:hanging="540" w:firstLineChars="0"/>
         <w:jc w:val="both"/>
         <w:textAlignment w:val="auto"/>
       </w:pPr>
@@ -2989,7 +3412,7 @@
         <w:widowControl/>
         <w:numPr>
           <w:ilvl w:val="0"/>
-          <w:numId w:val="1"/>
+          <w:numId w:val="2"/>
         </w:numPr>
         <w:kinsoku/>
         <w:wordWrap/>
@@ -3001,6 +3424,7 @@
         <w:adjustRightInd/>
         <w:snapToGrid/>
         <w:spacing w:line="240" w:lineRule="auto"/>
+        <w:ind w:left="540" w:leftChars="0" w:hanging="540" w:firstLineChars="0"/>
         <w:jc w:val="both"/>
         <w:textAlignment w:val="auto"/>
       </w:pPr>
@@ -3126,7 +3550,7 @@
         <w:widowControl/>
         <w:numPr>
           <w:ilvl w:val="0"/>
-          <w:numId w:val="1"/>
+          <w:numId w:val="2"/>
         </w:numPr>
         <w:kinsoku/>
         <w:wordWrap/>
@@ -3138,6 +3562,7 @@
         <w:adjustRightInd/>
         <w:snapToGrid/>
         <w:spacing w:line="240" w:lineRule="auto"/>
+        <w:ind w:left="540" w:leftChars="0" w:hanging="540" w:firstLineChars="0"/>
         <w:jc w:val="both"/>
         <w:textAlignment w:val="auto"/>
       </w:pPr>
@@ -3184,7 +3609,7 @@
         <w:widowControl/>
         <w:numPr>
           <w:ilvl w:val="0"/>
-          <w:numId w:val="2"/>
+          <w:numId w:val="3"/>
         </w:numPr>
         <w:kinsoku/>
         <w:wordWrap/>
@@ -3211,6 +3636,253 @@
     <w:p>
       <w:pPr>
         <w:pStyle w:val="22"/>
+        <w:keepLines w:val="0"/>
+        <w:pageBreakBefore w:val="0"/>
+        <w:widowControl/>
+        <w:numPr>
+          <w:ilvl w:val="0"/>
+          <w:numId w:val="3"/>
+        </w:numPr>
+        <w:kinsoku/>
+        <w:wordWrap/>
+        <w:overflowPunct/>
+        <w:topLinePunct w:val="0"/>
+        <w:autoSpaceDE/>
+        <w:autoSpaceDN/>
+        <w:bidi w:val="0"/>
+        <w:adjustRightInd/>
+        <w:snapToGrid/>
+        <w:spacing w:before="60" w:after="60" w:line="240" w:lineRule="auto"/>
+        <w:jc w:val="both"/>
+        <w:textAlignment w:val="auto"/>
+      </w:pPr>
+      <w:r>
+        <w:rPr>
+          <w:rFonts w:ascii="Times New Roman" w:hAnsi="Times New Roman" w:eastAsia="Times New Roman" w:cs="Times New Roman"/>
+          <w:sz w:val="24"/>
+          <w:szCs w:val="24"/>
+        </w:rPr>
+        <w:t>To provide public access to society information, leadership details, galleries, and upcoming events without requiring login.</w:t>
+      </w:r>
+    </w:p>
+    <w:p>
+      <w:pPr>
+        <w:pStyle w:val="22"/>
+        <w:keepLines w:val="0"/>
+        <w:pageBreakBefore w:val="0"/>
+        <w:widowControl/>
+        <w:numPr>
+          <w:ilvl w:val="0"/>
+          <w:numId w:val="3"/>
+        </w:numPr>
+        <w:kinsoku/>
+        <w:wordWrap/>
+        <w:overflowPunct/>
+        <w:topLinePunct w:val="0"/>
+        <w:autoSpaceDE/>
+        <w:autoSpaceDN/>
+        <w:bidi w:val="0"/>
+        <w:adjustRightInd/>
+        <w:snapToGrid/>
+        <w:spacing w:before="60" w:after="60" w:line="240" w:lineRule="auto"/>
+        <w:jc w:val="both"/>
+        <w:textAlignment w:val="auto"/>
+      </w:pPr>
+      <w:r>
+        <w:rPr>
+          <w:rFonts w:ascii="Times New Roman" w:hAnsi="Times New Roman" w:eastAsia="Times New Roman" w:cs="Times New Roman"/>
+          <w:sz w:val="24"/>
+          <w:szCs w:val="24"/>
+        </w:rPr>
+        <w:t>To implement a university</w:t>
+      </w:r>
+      <w:r>
+        <w:rPr>
+          <w:rFonts w:hint="default" w:cs="Times New Roman"/>
+          <w:sz w:val="24"/>
+          <w:szCs w:val="24"/>
+          <w:lang w:val="en-US"/>
+        </w:rPr>
+        <w:t xml:space="preserve"> </w:t>
+      </w:r>
+      <w:r>
+        <w:rPr>
+          <w:rFonts w:ascii="Times New Roman" w:hAnsi="Times New Roman" w:eastAsia="Times New Roman" w:cs="Times New Roman"/>
+          <w:sz w:val="24"/>
+          <w:szCs w:val="24"/>
+        </w:rPr>
+        <w:t>email</w:t>
+      </w:r>
+      <w:r>
+        <w:rPr>
+          <w:rFonts w:hint="default" w:cs="Times New Roman"/>
+          <w:sz w:val="24"/>
+          <w:szCs w:val="24"/>
+          <w:lang w:val="en-US"/>
+        </w:rPr>
+        <w:t xml:space="preserve"> b</w:t>
+      </w:r>
+      <w:r>
+        <w:rPr>
+          <w:rFonts w:ascii="Times New Roman" w:hAnsi="Times New Roman" w:eastAsia="Times New Roman" w:cs="Times New Roman"/>
+          <w:sz w:val="24"/>
+          <w:szCs w:val="24"/>
+        </w:rPr>
+        <w:t>ased authentication system so that only verified Namal students can submit membership applications.</w:t>
+      </w:r>
+    </w:p>
+    <w:p>
+      <w:pPr>
+        <w:pStyle w:val="22"/>
+        <w:keepLines w:val="0"/>
+        <w:pageBreakBefore w:val="0"/>
+        <w:widowControl/>
+        <w:numPr>
+          <w:ilvl w:val="0"/>
+          <w:numId w:val="3"/>
+        </w:numPr>
+        <w:kinsoku/>
+        <w:wordWrap/>
+        <w:overflowPunct/>
+        <w:topLinePunct w:val="0"/>
+        <w:autoSpaceDE/>
+        <w:autoSpaceDN/>
+        <w:bidi w:val="0"/>
+        <w:adjustRightInd/>
+        <w:snapToGrid/>
+        <w:spacing w:before="60" w:after="60" w:line="240" w:lineRule="auto"/>
+        <w:jc w:val="both"/>
+        <w:textAlignment w:val="auto"/>
+      </w:pPr>
+      <w:r>
+        <w:rPr>
+          <w:rFonts w:ascii="Times New Roman" w:hAnsi="Times New Roman" w:eastAsia="Times New Roman" w:cs="Times New Roman"/>
+          <w:sz w:val="24"/>
+          <w:szCs w:val="24"/>
+        </w:rPr>
+        <w:t>To automate the application process for General Body, Executive Body, and Core Body positions, including eligibility checks</w:t>
+      </w:r>
+      <w:r>
+        <w:rPr>
+          <w:rFonts w:hint="default" w:cs="Times New Roman"/>
+          <w:sz w:val="24"/>
+          <w:szCs w:val="24"/>
+          <w:lang w:val="en-US"/>
+        </w:rPr>
+        <w:t xml:space="preserve"> </w:t>
+      </w:r>
+      <w:r>
+        <w:rPr>
+          <w:rFonts w:ascii="Times New Roman" w:hAnsi="Times New Roman" w:eastAsia="Times New Roman" w:cs="Times New Roman"/>
+          <w:sz w:val="24"/>
+          <w:szCs w:val="24"/>
+        </w:rPr>
+        <w:t>and the one</w:t>
+      </w:r>
+      <w:r>
+        <w:rPr>
+          <w:rFonts w:hint="default" w:cs="Times New Roman"/>
+          <w:sz w:val="24"/>
+          <w:szCs w:val="24"/>
+          <w:lang w:val="en-US"/>
+        </w:rPr>
+        <w:t xml:space="preserve"> </w:t>
+      </w:r>
+      <w:r>
+        <w:rPr>
+          <w:rFonts w:ascii="Times New Roman" w:hAnsi="Times New Roman" w:eastAsia="Times New Roman" w:cs="Times New Roman"/>
+          <w:sz w:val="24"/>
+          <w:szCs w:val="24"/>
+        </w:rPr>
+        <w:t>society</w:t>
+      </w:r>
+      <w:r>
+        <w:rPr>
+          <w:rFonts w:hint="default" w:cs="Times New Roman"/>
+          <w:sz w:val="24"/>
+          <w:szCs w:val="24"/>
+          <w:lang w:val="en-US"/>
+        </w:rPr>
+        <w:t xml:space="preserve"> </w:t>
+      </w:r>
+      <w:r>
+        <w:rPr>
+          <w:rFonts w:ascii="Times New Roman" w:hAnsi="Times New Roman" w:eastAsia="Times New Roman" w:cs="Times New Roman"/>
+          <w:sz w:val="24"/>
+          <w:szCs w:val="24"/>
+        </w:rPr>
+        <w:t>per</w:t>
+      </w:r>
+      <w:r>
+        <w:rPr>
+          <w:rFonts w:hint="default" w:cs="Times New Roman"/>
+          <w:sz w:val="24"/>
+          <w:szCs w:val="24"/>
+          <w:lang w:val="en-US"/>
+        </w:rPr>
+        <w:t xml:space="preserve"> </w:t>
+      </w:r>
+      <w:r>
+        <w:rPr>
+          <w:rFonts w:ascii="Times New Roman" w:hAnsi="Times New Roman" w:eastAsia="Times New Roman" w:cs="Times New Roman"/>
+          <w:sz w:val="24"/>
+          <w:szCs w:val="24"/>
+        </w:rPr>
+        <w:t>student rule.</w:t>
+      </w:r>
+    </w:p>
+    <w:p>
+      <w:pPr>
+        <w:pStyle w:val="22"/>
+        <w:keepLines w:val="0"/>
+        <w:pageBreakBefore w:val="0"/>
+        <w:widowControl/>
+        <w:numPr>
+          <w:ilvl w:val="0"/>
+          <w:numId w:val="3"/>
+        </w:numPr>
+        <w:kinsoku/>
+        <w:wordWrap/>
+        <w:overflowPunct/>
+        <w:topLinePunct w:val="0"/>
+        <w:autoSpaceDE/>
+        <w:autoSpaceDN/>
+        <w:bidi w:val="0"/>
+        <w:adjustRightInd/>
+        <w:snapToGrid/>
+        <w:spacing w:before="60" w:after="60" w:line="240" w:lineRule="auto"/>
+        <w:jc w:val="both"/>
+        <w:textAlignment w:val="auto"/>
+      </w:pPr>
+      <w:r>
+        <w:rPr>
+          <w:rFonts w:ascii="Times New Roman" w:hAnsi="Times New Roman" w:eastAsia="Times New Roman" w:cs="Times New Roman"/>
+          <w:sz w:val="24"/>
+          <w:szCs w:val="24"/>
+        </w:rPr>
+        <w:t>To provide separate dashboards for the</w:t>
+      </w:r>
+      <w:r>
+        <w:rPr>
+          <w:rFonts w:hint="default" w:cs="Times New Roman"/>
+          <w:sz w:val="24"/>
+          <w:szCs w:val="24"/>
+          <w:lang w:val="en-US"/>
+        </w:rPr>
+        <w:t xml:space="preserve"> administrators of societies </w:t>
+      </w:r>
+      <w:r>
+        <w:rPr>
+          <w:rFonts w:ascii="Times New Roman" w:hAnsi="Times New Roman" w:eastAsia="Times New Roman" w:cs="Times New Roman"/>
+          <w:sz w:val="24"/>
+          <w:szCs w:val="24"/>
+        </w:rPr>
+        <w:t>for efficient management and monitoring of societies.</w:t>
+      </w:r>
+    </w:p>
+    <w:p>
+      <w:pPr>
+        <w:pStyle w:val="2"/>
         <w:keepLines w:val="0"/>
         <w:pageBreakBefore w:val="0"/>
         <w:widowControl/>
@@ -3227,254 +3899,8 @@
         <w:bidi w:val="0"/>
         <w:adjustRightInd/>
         <w:snapToGrid/>
-        <w:spacing w:before="60" w:after="60" w:line="240" w:lineRule="auto"/>
-        <w:jc w:val="both"/>
-        <w:textAlignment w:val="auto"/>
-      </w:pPr>
-      <w:r>
-        <w:rPr>
-          <w:rFonts w:ascii="Times New Roman" w:hAnsi="Times New Roman" w:eastAsia="Times New Roman" w:cs="Times New Roman"/>
-          <w:sz w:val="24"/>
-          <w:szCs w:val="24"/>
-        </w:rPr>
-        <w:t>To provide public access to society information, leadership details, galleries, and upcoming events without requiring login.</w:t>
-      </w:r>
-    </w:p>
-    <w:p>
-      <w:pPr>
-        <w:pStyle w:val="22"/>
-        <w:keepLines w:val="0"/>
-        <w:pageBreakBefore w:val="0"/>
-        <w:widowControl/>
-        <w:numPr>
-          <w:ilvl w:val="0"/>
-          <w:numId w:val="2"/>
-        </w:numPr>
-        <w:kinsoku/>
-        <w:wordWrap/>
-        <w:overflowPunct/>
-        <w:topLinePunct w:val="0"/>
-        <w:autoSpaceDE/>
-        <w:autoSpaceDN/>
-        <w:bidi w:val="0"/>
-        <w:adjustRightInd/>
-        <w:snapToGrid/>
-        <w:spacing w:before="60" w:after="60" w:line="240" w:lineRule="auto"/>
-        <w:jc w:val="both"/>
-        <w:textAlignment w:val="auto"/>
-      </w:pPr>
-      <w:r>
-        <w:rPr>
-          <w:rFonts w:ascii="Times New Roman" w:hAnsi="Times New Roman" w:eastAsia="Times New Roman" w:cs="Times New Roman"/>
-          <w:sz w:val="24"/>
-          <w:szCs w:val="24"/>
-        </w:rPr>
-        <w:t>To implement a university</w:t>
-      </w:r>
-      <w:r>
-        <w:rPr>
-          <w:rFonts w:hint="default" w:cs="Times New Roman"/>
-          <w:sz w:val="24"/>
-          <w:szCs w:val="24"/>
-          <w:lang w:val="en-US"/>
-        </w:rPr>
-        <w:t xml:space="preserve"> </w:t>
-      </w:r>
-      <w:r>
-        <w:rPr>
-          <w:rFonts w:ascii="Times New Roman" w:hAnsi="Times New Roman" w:eastAsia="Times New Roman" w:cs="Times New Roman"/>
-          <w:sz w:val="24"/>
-          <w:szCs w:val="24"/>
-        </w:rPr>
-        <w:t>email</w:t>
-      </w:r>
-      <w:r>
-        <w:rPr>
-          <w:rFonts w:hint="default" w:cs="Times New Roman"/>
-          <w:sz w:val="24"/>
-          <w:szCs w:val="24"/>
-          <w:lang w:val="en-US"/>
-        </w:rPr>
-        <w:t xml:space="preserve"> b</w:t>
-      </w:r>
-      <w:r>
-        <w:rPr>
-          <w:rFonts w:ascii="Times New Roman" w:hAnsi="Times New Roman" w:eastAsia="Times New Roman" w:cs="Times New Roman"/>
-          <w:sz w:val="24"/>
-          <w:szCs w:val="24"/>
-        </w:rPr>
-        <w:t>ased authentication system so that only verified Namal students can submit membership applications.</w:t>
-      </w:r>
-    </w:p>
-    <w:p>
-      <w:pPr>
-        <w:pStyle w:val="22"/>
-        <w:keepLines w:val="0"/>
-        <w:pageBreakBefore w:val="0"/>
-        <w:widowControl/>
-        <w:numPr>
-          <w:ilvl w:val="0"/>
-          <w:numId w:val="2"/>
-        </w:numPr>
-        <w:kinsoku/>
-        <w:wordWrap/>
-        <w:overflowPunct/>
-        <w:topLinePunct w:val="0"/>
-        <w:autoSpaceDE/>
-        <w:autoSpaceDN/>
-        <w:bidi w:val="0"/>
-        <w:adjustRightInd/>
-        <w:snapToGrid/>
-        <w:spacing w:before="60" w:after="60" w:line="240" w:lineRule="auto"/>
-        <w:jc w:val="both"/>
-        <w:textAlignment w:val="auto"/>
-      </w:pPr>
-      <w:r>
-        <w:rPr>
-          <w:rFonts w:ascii="Times New Roman" w:hAnsi="Times New Roman" w:eastAsia="Times New Roman" w:cs="Times New Roman"/>
-          <w:sz w:val="24"/>
-          <w:szCs w:val="24"/>
-        </w:rPr>
-        <w:t>To automate the application process for General Body, Executive Body, and Core Body positions, including eligibility checks</w:t>
-      </w:r>
-      <w:r>
-        <w:rPr>
-          <w:rFonts w:hint="default" w:cs="Times New Roman"/>
-          <w:sz w:val="24"/>
-          <w:szCs w:val="24"/>
-          <w:lang w:val="en-US"/>
-        </w:rPr>
-        <w:t xml:space="preserve"> </w:t>
-      </w:r>
-      <w:r>
-        <w:rPr>
-          <w:rFonts w:ascii="Times New Roman" w:hAnsi="Times New Roman" w:eastAsia="Times New Roman" w:cs="Times New Roman"/>
-          <w:sz w:val="24"/>
-          <w:szCs w:val="24"/>
-        </w:rPr>
-        <w:t>and the one</w:t>
-      </w:r>
-      <w:r>
-        <w:rPr>
-          <w:rFonts w:hint="default" w:cs="Times New Roman"/>
-          <w:sz w:val="24"/>
-          <w:szCs w:val="24"/>
-          <w:lang w:val="en-US"/>
-        </w:rPr>
-        <w:t xml:space="preserve"> </w:t>
-      </w:r>
-      <w:r>
-        <w:rPr>
-          <w:rFonts w:ascii="Times New Roman" w:hAnsi="Times New Roman" w:eastAsia="Times New Roman" w:cs="Times New Roman"/>
-          <w:sz w:val="24"/>
-          <w:szCs w:val="24"/>
-        </w:rPr>
-        <w:t>society</w:t>
-      </w:r>
-      <w:r>
-        <w:rPr>
-          <w:rFonts w:hint="default" w:cs="Times New Roman"/>
-          <w:sz w:val="24"/>
-          <w:szCs w:val="24"/>
-          <w:lang w:val="en-US"/>
-        </w:rPr>
-        <w:t xml:space="preserve"> </w:t>
-      </w:r>
-      <w:r>
-        <w:rPr>
-          <w:rFonts w:ascii="Times New Roman" w:hAnsi="Times New Roman" w:eastAsia="Times New Roman" w:cs="Times New Roman"/>
-          <w:sz w:val="24"/>
-          <w:szCs w:val="24"/>
-        </w:rPr>
-        <w:t>per</w:t>
-      </w:r>
-      <w:r>
-        <w:rPr>
-          <w:rFonts w:hint="default" w:cs="Times New Roman"/>
-          <w:sz w:val="24"/>
-          <w:szCs w:val="24"/>
-          <w:lang w:val="en-US"/>
-        </w:rPr>
-        <w:t xml:space="preserve"> </w:t>
-      </w:r>
-      <w:r>
-        <w:rPr>
-          <w:rFonts w:ascii="Times New Roman" w:hAnsi="Times New Roman" w:eastAsia="Times New Roman" w:cs="Times New Roman"/>
-          <w:sz w:val="24"/>
-          <w:szCs w:val="24"/>
-        </w:rPr>
-        <w:t>student rule.</w:t>
-      </w:r>
-    </w:p>
-    <w:p>
-      <w:pPr>
-        <w:pStyle w:val="22"/>
-        <w:keepLines w:val="0"/>
-        <w:pageBreakBefore w:val="0"/>
-        <w:widowControl/>
-        <w:numPr>
-          <w:ilvl w:val="0"/>
-          <w:numId w:val="2"/>
-        </w:numPr>
-        <w:kinsoku/>
-        <w:wordWrap/>
-        <w:overflowPunct/>
-        <w:topLinePunct w:val="0"/>
-        <w:autoSpaceDE/>
-        <w:autoSpaceDN/>
-        <w:bidi w:val="0"/>
-        <w:adjustRightInd/>
-        <w:snapToGrid/>
-        <w:spacing w:before="60" w:after="60" w:line="240" w:lineRule="auto"/>
-        <w:jc w:val="both"/>
-        <w:textAlignment w:val="auto"/>
-      </w:pPr>
-      <w:r>
-        <w:rPr>
-          <w:rFonts w:ascii="Times New Roman" w:hAnsi="Times New Roman" w:eastAsia="Times New Roman" w:cs="Times New Roman"/>
-          <w:sz w:val="24"/>
-          <w:szCs w:val="24"/>
-        </w:rPr>
-        <w:t>To provide separate dashboards for the</w:t>
-      </w:r>
-      <w:r>
-        <w:rPr>
-          <w:rFonts w:hint="default" w:cs="Times New Roman"/>
-          <w:sz w:val="24"/>
-          <w:szCs w:val="24"/>
-          <w:lang w:val="en-US"/>
-        </w:rPr>
-        <w:t xml:space="preserve"> administrators of societies </w:t>
-      </w:r>
-      <w:r>
-        <w:rPr>
-          <w:rFonts w:ascii="Times New Roman" w:hAnsi="Times New Roman" w:eastAsia="Times New Roman" w:cs="Times New Roman"/>
-          <w:sz w:val="24"/>
-          <w:szCs w:val="24"/>
-        </w:rPr>
-        <w:t>for efficient management and monitoring of societies.</w:t>
-      </w:r>
-    </w:p>
-    <w:p>
-      <w:pPr>
-        <w:pStyle w:val="2"/>
-        <w:keepLines w:val="0"/>
-        <w:pageBreakBefore w:val="0"/>
-        <w:widowControl/>
-        <w:numPr>
-          <w:ilvl w:val="0"/>
-          <w:numId w:val="1"/>
-        </w:numPr>
-        <w:kinsoku/>
-        <w:wordWrap/>
-        <w:overflowPunct/>
-        <w:topLinePunct w:val="0"/>
-        <w:autoSpaceDE/>
-        <w:autoSpaceDN/>
-        <w:bidi w:val="0"/>
-        <w:adjustRightInd/>
-        <w:snapToGrid/>
         <w:spacing w:line="240" w:lineRule="auto"/>
+        <w:ind w:left="540" w:leftChars="0" w:hanging="540" w:firstLineChars="0"/>
         <w:jc w:val="both"/>
         <w:textAlignment w:val="auto"/>
       </w:pPr>
@@ -3516,26 +3942,11 @@
     <w:p>
       <w:pPr>
         <w:pStyle w:val="3"/>
-        <w:keepLines w:val="0"/>
-        <w:pageBreakBefore w:val="0"/>
-        <w:widowControl/>
         <w:numPr>
-          <w:ilvl w:val="0"/>
-          <w:numId w:val="3"/>
+          <w:ilvl w:val="1"/>
+          <w:numId w:val="2"/>
         </w:numPr>
-        <w:kinsoku/>
-        <w:wordWrap/>
-        <w:overflowPunct/>
-        <w:topLinePunct w:val="0"/>
-        <w:autoSpaceDE/>
-        <w:autoSpaceDN/>
-        <w:bidi w:val="0"/>
-        <w:adjustRightInd/>
-        <w:snapToGrid/>
-        <w:spacing w:line="240" w:lineRule="auto"/>
         <w:ind w:left="720" w:leftChars="0" w:hanging="720" w:firstLineChars="0"/>
-        <w:jc w:val="both"/>
-        <w:textAlignment w:val="auto"/>
       </w:pPr>
       <w:r>
         <w:rPr>
@@ -3547,25 +3958,12 @@
     <w:p>
       <w:pPr>
         <w:pStyle w:val="22"/>
-        <w:keepLines w:val="0"/>
-        <w:pageBreakBefore w:val="0"/>
-        <w:widowControl/>
         <w:numPr>
           <w:ilvl w:val="0"/>
           <w:numId w:val="4"/>
         </w:numPr>
-        <w:kinsoku/>
-        <w:wordWrap/>
-        <w:overflowPunct/>
-        <w:topLinePunct w:val="0"/>
-        <w:autoSpaceDE/>
-        <w:autoSpaceDN/>
-        <w:bidi w:val="0"/>
-        <w:adjustRightInd/>
-        <w:snapToGrid/>
-        <w:spacing w:before="40" w:after="40" w:line="240" w:lineRule="auto"/>
+        <w:spacing w:before="40" w:after="40" w:line="276" w:lineRule="auto"/>
         <w:jc w:val="both"/>
-        <w:textAlignment w:val="auto"/>
       </w:pPr>
       <w:r>
         <w:rPr>
@@ -3579,25 +3977,31 @@
     <w:p>
       <w:pPr>
         <w:pStyle w:val="22"/>
-        <w:keepLines w:val="0"/>
-        <w:pageBreakBefore w:val="0"/>
-        <w:widowControl/>
         <w:numPr>
           <w:ilvl w:val="0"/>
           <w:numId w:val="4"/>
         </w:numPr>
-        <w:kinsoku/>
-        <w:wordWrap/>
-        <w:overflowPunct/>
-        <w:topLinePunct w:val="0"/>
-        <w:autoSpaceDE/>
-        <w:autoSpaceDN/>
-        <w:bidi w:val="0"/>
-        <w:adjustRightInd/>
-        <w:snapToGrid/>
-        <w:spacing w:before="40" w:after="40" w:line="240" w:lineRule="auto"/>
+        <w:spacing w:before="40" w:after="40" w:line="276" w:lineRule="auto"/>
         <w:jc w:val="both"/>
-        <w:textAlignment w:val="auto"/>
+      </w:pPr>
+      <w:r>
+        <w:rPr>
+          <w:rFonts w:ascii="Times New Roman" w:hAnsi="Times New Roman" w:eastAsia="Times New Roman" w:cs="Times New Roman"/>
+          <w:sz w:val="24"/>
+          <w:szCs w:val="24"/>
+        </w:rPr>
+        <w:t>Chief Patron video message</w:t>
+      </w:r>
+    </w:p>
+    <w:p>
+      <w:pPr>
+        <w:pStyle w:val="22"/>
+        <w:numPr>
+          <w:ilvl w:val="0"/>
+          <w:numId w:val="4"/>
+        </w:numPr>
+        <w:spacing w:before="40" w:after="40" w:line="276" w:lineRule="auto"/>
+        <w:jc w:val="both"/>
       </w:pPr>
       <w:r>
         <w:rPr>
@@ -3611,25 +4015,12 @@
     <w:p>
       <w:pPr>
         <w:pStyle w:val="22"/>
-        <w:keepLines w:val="0"/>
-        <w:pageBreakBefore w:val="0"/>
-        <w:widowControl/>
         <w:numPr>
           <w:ilvl w:val="0"/>
           <w:numId w:val="4"/>
         </w:numPr>
-        <w:kinsoku/>
-        <w:wordWrap/>
-        <w:overflowPunct/>
-        <w:topLinePunct w:val="0"/>
-        <w:autoSpaceDE/>
-        <w:autoSpaceDN/>
-        <w:bidi w:val="0"/>
-        <w:adjustRightInd/>
-        <w:snapToGrid/>
-        <w:spacing w:before="40" w:after="40" w:line="240" w:lineRule="auto"/>
+        <w:spacing w:before="40" w:after="40" w:line="276" w:lineRule="auto"/>
         <w:jc w:val="both"/>
-        <w:textAlignment w:val="auto"/>
       </w:pPr>
       <w:r>
         <w:rPr>
@@ -3643,25 +4034,12 @@
     <w:p>
       <w:pPr>
         <w:pStyle w:val="22"/>
-        <w:keepLines w:val="0"/>
-        <w:pageBreakBefore w:val="0"/>
-        <w:widowControl/>
         <w:numPr>
           <w:ilvl w:val="0"/>
           <w:numId w:val="4"/>
         </w:numPr>
-        <w:kinsoku/>
-        <w:wordWrap/>
-        <w:overflowPunct/>
-        <w:topLinePunct w:val="0"/>
-        <w:autoSpaceDE/>
-        <w:autoSpaceDN/>
-        <w:bidi w:val="0"/>
-        <w:adjustRightInd/>
-        <w:snapToGrid/>
-        <w:spacing w:before="40" w:after="40" w:line="240" w:lineRule="auto"/>
+        <w:spacing w:before="40" w:after="40" w:line="276" w:lineRule="auto"/>
         <w:jc w:val="both"/>
-        <w:textAlignment w:val="auto"/>
       </w:pPr>
       <w:r>
         <w:rPr>
@@ -3669,31 +4047,18 @@
           <w:sz w:val="24"/>
           <w:szCs w:val="24"/>
         </w:rPr>
-        <w:t>Event galleries</w:t>
+        <w:t>Event galleries (photos and videos from previous years)</w:t>
       </w:r>
     </w:p>
     <w:p>
       <w:pPr>
         <w:pStyle w:val="22"/>
-        <w:keepLines w:val="0"/>
-        <w:pageBreakBefore w:val="0"/>
-        <w:widowControl/>
         <w:numPr>
           <w:ilvl w:val="0"/>
           <w:numId w:val="4"/>
         </w:numPr>
-        <w:kinsoku/>
-        <w:wordWrap/>
-        <w:overflowPunct/>
-        <w:topLinePunct w:val="0"/>
-        <w:autoSpaceDE/>
-        <w:autoSpaceDN/>
-        <w:bidi w:val="0"/>
-        <w:adjustRightInd/>
-        <w:snapToGrid/>
-        <w:spacing w:before="40" w:after="40" w:line="240" w:lineRule="auto"/>
+        <w:spacing w:before="40" w:after="40" w:line="276" w:lineRule="auto"/>
         <w:jc w:val="both"/>
-        <w:textAlignment w:val="auto"/>
       </w:pPr>
       <w:r>
         <w:rPr>
@@ -3707,25 +4072,12 @@
     <w:p>
       <w:pPr>
         <w:pStyle w:val="22"/>
-        <w:keepLines w:val="0"/>
-        <w:pageBreakBefore w:val="0"/>
-        <w:widowControl/>
         <w:numPr>
           <w:ilvl w:val="0"/>
           <w:numId w:val="4"/>
         </w:numPr>
-        <w:kinsoku/>
-        <w:wordWrap/>
-        <w:overflowPunct/>
-        <w:topLinePunct w:val="0"/>
-        <w:autoSpaceDE/>
-        <w:autoSpaceDN/>
-        <w:bidi w:val="0"/>
-        <w:adjustRightInd/>
-        <w:snapToGrid/>
-        <w:spacing w:before="40" w:after="40" w:line="240" w:lineRule="auto"/>
+        <w:spacing w:before="40" w:after="40" w:line="276" w:lineRule="auto"/>
         <w:jc w:val="both"/>
-        <w:textAlignment w:val="auto"/>
       </w:pPr>
       <w:r>
         <w:rPr>
@@ -3734,6 +4086,301 @@
           <w:szCs w:val="24"/>
         </w:rPr>
         <w:t>Announcements</w:t>
+      </w:r>
+    </w:p>
+    <w:p>
+      <w:pPr>
+        <w:pStyle w:val="3"/>
+        <w:numPr>
+          <w:ilvl w:val="1"/>
+          <w:numId w:val="2"/>
+        </w:numPr>
+        <w:ind w:left="720" w:leftChars="0" w:hanging="720" w:firstLineChars="0"/>
+      </w:pPr>
+      <w:r>
+        <w:rPr>
+          <w:rFonts w:ascii="Times New Roman" w:hAnsi="Times New Roman" w:eastAsia="Times New Roman" w:cs="Times New Roman"/>
+        </w:rPr>
+        <w:t>Student Features</w:t>
+      </w:r>
+    </w:p>
+    <w:p>
+      <w:pPr>
+        <w:pStyle w:val="22"/>
+        <w:numPr>
+          <w:ilvl w:val="0"/>
+          <w:numId w:val="4"/>
+        </w:numPr>
+        <w:spacing w:before="40" w:after="40" w:line="276" w:lineRule="auto"/>
+        <w:jc w:val="both"/>
+      </w:pPr>
+      <w:r>
+        <w:rPr>
+          <w:rFonts w:ascii="Times New Roman" w:hAnsi="Times New Roman" w:eastAsia="Times New Roman" w:cs="Times New Roman"/>
+          <w:sz w:val="24"/>
+          <w:szCs w:val="24"/>
+        </w:rPr>
+        <w:t>Login using university email</w:t>
+      </w:r>
+    </w:p>
+    <w:p>
+      <w:pPr>
+        <w:pStyle w:val="22"/>
+        <w:numPr>
+          <w:ilvl w:val="0"/>
+          <w:numId w:val="4"/>
+        </w:numPr>
+        <w:spacing w:before="40" w:after="40" w:line="276" w:lineRule="auto"/>
+        <w:jc w:val="both"/>
+      </w:pPr>
+      <w:r>
+        <w:rPr>
+          <w:rFonts w:ascii="Times New Roman" w:hAnsi="Times New Roman" w:eastAsia="Times New Roman" w:cs="Times New Roman"/>
+          <w:sz w:val="24"/>
+          <w:szCs w:val="24"/>
+        </w:rPr>
+        <w:t>Apply for society memberships for General Body, Executive Body, and Core Body</w:t>
+      </w:r>
+    </w:p>
+    <w:p>
+      <w:pPr>
+        <w:pStyle w:val="22"/>
+        <w:numPr>
+          <w:ilvl w:val="0"/>
+          <w:numId w:val="4"/>
+        </w:numPr>
+        <w:spacing w:before="40" w:after="40" w:line="276" w:lineRule="auto"/>
+        <w:jc w:val="both"/>
+      </w:pPr>
+      <w:r>
+        <w:rPr>
+          <w:rFonts w:ascii="Times New Roman" w:hAnsi="Times New Roman" w:eastAsia="Times New Roman" w:cs="Times New Roman"/>
+          <w:sz w:val="24"/>
+          <w:szCs w:val="24"/>
+        </w:rPr>
+        <w:t>Application tracking</w:t>
+      </w:r>
+    </w:p>
+    <w:p>
+      <w:pPr>
+        <w:pStyle w:val="22"/>
+        <w:numPr>
+          <w:ilvl w:val="0"/>
+          <w:numId w:val="4"/>
+        </w:numPr>
+        <w:spacing w:before="40" w:after="40" w:line="276" w:lineRule="auto"/>
+        <w:jc w:val="both"/>
+      </w:pPr>
+      <w:r>
+        <w:rPr>
+          <w:rFonts w:ascii="Times New Roman" w:hAnsi="Times New Roman" w:eastAsia="Times New Roman" w:cs="Times New Roman"/>
+          <w:sz w:val="24"/>
+          <w:szCs w:val="24"/>
+        </w:rPr>
+        <w:t>Restriction to join only one society at a time</w:t>
+      </w:r>
+    </w:p>
+    <w:p>
+      <w:pPr>
+        <w:pStyle w:val="3"/>
+        <w:numPr>
+          <w:ilvl w:val="1"/>
+          <w:numId w:val="2"/>
+        </w:numPr>
+        <w:ind w:left="720" w:leftChars="0" w:hanging="720" w:firstLineChars="0"/>
+      </w:pPr>
+      <w:r>
+        <w:rPr>
+          <w:rFonts w:ascii="Times New Roman" w:hAnsi="Times New Roman" w:eastAsia="Times New Roman" w:cs="Times New Roman"/>
+        </w:rPr>
+        <w:t>Society Patron Dashboard</w:t>
+      </w:r>
+    </w:p>
+    <w:p>
+      <w:pPr>
+        <w:pStyle w:val="22"/>
+        <w:numPr>
+          <w:ilvl w:val="0"/>
+          <w:numId w:val="4"/>
+        </w:numPr>
+        <w:spacing w:before="40" w:after="40" w:line="276" w:lineRule="auto"/>
+        <w:jc w:val="both"/>
+      </w:pPr>
+      <w:r>
+        <w:rPr>
+          <w:rFonts w:ascii="Times New Roman" w:hAnsi="Times New Roman" w:eastAsia="Times New Roman" w:cs="Times New Roman"/>
+          <w:sz w:val="24"/>
+          <w:szCs w:val="24"/>
+        </w:rPr>
+        <w:t>Manage society information</w:t>
+      </w:r>
+    </w:p>
+    <w:p>
+      <w:pPr>
+        <w:pStyle w:val="22"/>
+        <w:numPr>
+          <w:ilvl w:val="0"/>
+          <w:numId w:val="4"/>
+        </w:numPr>
+        <w:spacing w:before="40" w:after="40" w:line="276" w:lineRule="auto"/>
+        <w:jc w:val="both"/>
+      </w:pPr>
+      <w:r>
+        <w:rPr>
+          <w:rFonts w:ascii="Times New Roman" w:hAnsi="Times New Roman" w:eastAsia="Times New Roman" w:cs="Times New Roman"/>
+          <w:sz w:val="24"/>
+          <w:szCs w:val="24"/>
+        </w:rPr>
+        <w:t>Open and close applications</w:t>
+      </w:r>
+    </w:p>
+    <w:p>
+      <w:pPr>
+        <w:pStyle w:val="22"/>
+        <w:numPr>
+          <w:ilvl w:val="0"/>
+          <w:numId w:val="4"/>
+        </w:numPr>
+        <w:spacing w:before="40" w:after="40" w:line="276" w:lineRule="auto"/>
+        <w:jc w:val="both"/>
+      </w:pPr>
+      <w:r>
+        <w:rPr>
+          <w:rFonts w:ascii="Times New Roman" w:hAnsi="Times New Roman" w:eastAsia="Times New Roman" w:cs="Times New Roman"/>
+          <w:sz w:val="24"/>
+          <w:szCs w:val="24"/>
+        </w:rPr>
+        <w:t>Review student applications</w:t>
+      </w:r>
+    </w:p>
+    <w:p>
+      <w:pPr>
+        <w:pStyle w:val="22"/>
+        <w:numPr>
+          <w:ilvl w:val="0"/>
+          <w:numId w:val="4"/>
+        </w:numPr>
+        <w:spacing w:before="40" w:after="40" w:line="276" w:lineRule="auto"/>
+        <w:jc w:val="both"/>
+      </w:pPr>
+      <w:r>
+        <w:rPr>
+          <w:rFonts w:ascii="Times New Roman" w:hAnsi="Times New Roman" w:eastAsia="Times New Roman" w:cs="Times New Roman"/>
+          <w:sz w:val="24"/>
+          <w:szCs w:val="24"/>
+        </w:rPr>
+        <w:t>Upload gallery images</w:t>
+      </w:r>
+    </w:p>
+    <w:p>
+      <w:pPr>
+        <w:pStyle w:val="22"/>
+        <w:numPr>
+          <w:ilvl w:val="0"/>
+          <w:numId w:val="4"/>
+        </w:numPr>
+        <w:spacing w:before="40" w:after="40" w:line="276" w:lineRule="auto"/>
+        <w:jc w:val="both"/>
+      </w:pPr>
+      <w:r>
+        <w:rPr>
+          <w:rFonts w:ascii="Times New Roman" w:hAnsi="Times New Roman" w:eastAsia="Times New Roman" w:cs="Times New Roman"/>
+          <w:sz w:val="24"/>
+          <w:szCs w:val="24"/>
+        </w:rPr>
+        <w:t>Publish announcements</w:t>
+      </w:r>
+    </w:p>
+    <w:p>
+      <w:pPr>
+        <w:pStyle w:val="3"/>
+        <w:numPr>
+          <w:ilvl w:val="1"/>
+          <w:numId w:val="2"/>
+        </w:numPr>
+        <w:ind w:left="720" w:leftChars="0" w:hanging="720" w:firstLineChars="0"/>
+      </w:pPr>
+      <w:r>
+        <w:rPr>
+          <w:rFonts w:ascii="Times New Roman" w:hAnsi="Times New Roman" w:eastAsia="Times New Roman" w:cs="Times New Roman"/>
+        </w:rPr>
+        <w:t>Chief Patron Dashboard</w:t>
+      </w:r>
+    </w:p>
+    <w:p>
+      <w:pPr>
+        <w:pStyle w:val="22"/>
+        <w:numPr>
+          <w:ilvl w:val="0"/>
+          <w:numId w:val="4"/>
+        </w:numPr>
+        <w:spacing w:before="40" w:after="40" w:line="276" w:lineRule="auto"/>
+        <w:jc w:val="both"/>
+      </w:pPr>
+      <w:r>
+        <w:rPr>
+          <w:rFonts w:ascii="Times New Roman" w:hAnsi="Times New Roman" w:eastAsia="Times New Roman" w:cs="Times New Roman"/>
+          <w:sz w:val="24"/>
+          <w:szCs w:val="24"/>
+        </w:rPr>
+        <w:t>View all societies</w:t>
+      </w:r>
+    </w:p>
+    <w:p>
+      <w:pPr>
+        <w:pStyle w:val="22"/>
+        <w:numPr>
+          <w:ilvl w:val="0"/>
+          <w:numId w:val="4"/>
+        </w:numPr>
+        <w:spacing w:before="40" w:after="40" w:line="276" w:lineRule="auto"/>
+        <w:jc w:val="both"/>
+      </w:pPr>
+      <w:r>
+        <w:rPr>
+          <w:rFonts w:ascii="Times New Roman" w:hAnsi="Times New Roman" w:eastAsia="Times New Roman" w:cs="Times New Roman"/>
+          <w:sz w:val="24"/>
+          <w:szCs w:val="24"/>
+        </w:rPr>
+        <w:t>Manage society activities</w:t>
+      </w:r>
+    </w:p>
+    <w:p>
+      <w:pPr>
+        <w:pStyle w:val="22"/>
+        <w:numPr>
+          <w:ilvl w:val="0"/>
+          <w:numId w:val="4"/>
+        </w:numPr>
+        <w:spacing w:before="40" w:after="40" w:line="276" w:lineRule="auto"/>
+        <w:jc w:val="both"/>
+      </w:pPr>
+      <w:r>
+        <w:rPr>
+          <w:rFonts w:ascii="Times New Roman" w:hAnsi="Times New Roman" w:eastAsia="Times New Roman" w:cs="Times New Roman"/>
+          <w:sz w:val="24"/>
+          <w:szCs w:val="24"/>
+        </w:rPr>
+        <w:t>Monitor memberships</w:t>
+      </w:r>
+    </w:p>
+    <w:p>
+      <w:pPr>
+        <w:pStyle w:val="22"/>
+        <w:numPr>
+          <w:ilvl w:val="0"/>
+          <w:numId w:val="4"/>
+        </w:numPr>
+        <w:spacing w:before="40" w:after="40" w:line="276" w:lineRule="auto"/>
+        <w:jc w:val="both"/>
+      </w:pPr>
+      <w:r>
+        <w:rPr>
+          <w:rFonts w:ascii="Times New Roman" w:hAnsi="Times New Roman" w:eastAsia="Times New Roman" w:cs="Times New Roman"/>
+          <w:sz w:val="24"/>
+          <w:szCs w:val="24"/>
+        </w:rPr>
+        <w:t>Publish university-wide announcements</w:t>
       </w:r>
     </w:p>
     <w:p>
@@ -3743,503 +4390,8 @@
         <w:pageBreakBefore w:val="0"/>
         <w:widowControl/>
         <w:numPr>
-          <w:ilvl w:val="0"/>
-          <w:numId w:val="5"/>
-        </w:numPr>
-        <w:kinsoku/>
-        <w:wordWrap/>
-        <w:overflowPunct/>
-        <w:topLinePunct w:val="0"/>
-        <w:autoSpaceDE/>
-        <w:autoSpaceDN/>
-        <w:bidi w:val="0"/>
-        <w:adjustRightInd/>
-        <w:snapToGrid/>
-        <w:spacing w:line="240" w:lineRule="auto"/>
-        <w:ind w:left="720" w:leftChars="0" w:hanging="720" w:firstLineChars="0"/>
-        <w:jc w:val="both"/>
-        <w:textAlignment w:val="auto"/>
-      </w:pPr>
-      <w:r>
-        <w:rPr>
-          <w:rFonts w:ascii="Times New Roman" w:hAnsi="Times New Roman" w:eastAsia="Times New Roman" w:cs="Times New Roman"/>
-        </w:rPr>
-        <w:t>Student Features</w:t>
-      </w:r>
-    </w:p>
-    <w:p>
-      <w:pPr>
-        <w:pStyle w:val="22"/>
-        <w:keepLines w:val="0"/>
-        <w:pageBreakBefore w:val="0"/>
-        <w:widowControl/>
-        <w:numPr>
-          <w:ilvl w:val="0"/>
-          <w:numId w:val="4"/>
-        </w:numPr>
-        <w:kinsoku/>
-        <w:wordWrap/>
-        <w:overflowPunct/>
-        <w:topLinePunct w:val="0"/>
-        <w:autoSpaceDE/>
-        <w:autoSpaceDN/>
-        <w:bidi w:val="0"/>
-        <w:adjustRightInd/>
-        <w:snapToGrid/>
-        <w:spacing w:before="40" w:after="40" w:line="240" w:lineRule="auto"/>
-        <w:jc w:val="both"/>
-        <w:textAlignment w:val="auto"/>
-      </w:pPr>
-      <w:r>
-        <w:rPr>
-          <w:rFonts w:ascii="Times New Roman" w:hAnsi="Times New Roman" w:eastAsia="Times New Roman" w:cs="Times New Roman"/>
-          <w:sz w:val="24"/>
-          <w:szCs w:val="24"/>
-        </w:rPr>
-        <w:t>Login using university email</w:t>
-      </w:r>
-    </w:p>
-    <w:p>
-      <w:pPr>
-        <w:pStyle w:val="22"/>
-        <w:keepLines w:val="0"/>
-        <w:pageBreakBefore w:val="0"/>
-        <w:widowControl/>
-        <w:numPr>
-          <w:ilvl w:val="0"/>
-          <w:numId w:val="4"/>
-        </w:numPr>
-        <w:kinsoku/>
-        <w:wordWrap/>
-        <w:overflowPunct/>
-        <w:topLinePunct w:val="0"/>
-        <w:autoSpaceDE/>
-        <w:autoSpaceDN/>
-        <w:bidi w:val="0"/>
-        <w:adjustRightInd/>
-        <w:snapToGrid/>
-        <w:spacing w:before="40" w:after="40" w:line="240" w:lineRule="auto"/>
-        <w:jc w:val="both"/>
-        <w:textAlignment w:val="auto"/>
-      </w:pPr>
-      <w:r>
-        <w:rPr>
-          <w:rFonts w:ascii="Times New Roman" w:hAnsi="Times New Roman" w:eastAsia="Times New Roman" w:cs="Times New Roman"/>
-          <w:sz w:val="24"/>
-          <w:szCs w:val="24"/>
-        </w:rPr>
-        <w:t>Apply for society memberships for General Body, Executive Body, and Core Bod</w:t>
-      </w:r>
-      <w:r>
-        <w:rPr>
-          <w:rFonts w:hint="default" w:cs="Times New Roman"/>
-          <w:sz w:val="24"/>
-          <w:szCs w:val="24"/>
-          <w:lang w:val="en-US"/>
-        </w:rPr>
-        <w:t>y.</w:t>
-      </w:r>
-    </w:p>
-    <w:p>
-      <w:pPr>
-        <w:pStyle w:val="22"/>
-        <w:keepLines w:val="0"/>
-        <w:pageBreakBefore w:val="0"/>
-        <w:widowControl/>
-        <w:numPr>
-          <w:ilvl w:val="0"/>
-          <w:numId w:val="4"/>
-        </w:numPr>
-        <w:kinsoku/>
-        <w:wordWrap/>
-        <w:overflowPunct/>
-        <w:topLinePunct w:val="0"/>
-        <w:autoSpaceDE/>
-        <w:autoSpaceDN/>
-        <w:bidi w:val="0"/>
-        <w:adjustRightInd/>
-        <w:snapToGrid/>
-        <w:spacing w:before="40" w:after="40" w:line="240" w:lineRule="auto"/>
-        <w:jc w:val="both"/>
-        <w:textAlignment w:val="auto"/>
-      </w:pPr>
-      <w:r>
-        <w:rPr>
-          <w:rFonts w:ascii="Times New Roman" w:hAnsi="Times New Roman" w:eastAsia="Times New Roman" w:cs="Times New Roman"/>
-          <w:sz w:val="24"/>
-          <w:szCs w:val="24"/>
-        </w:rPr>
-        <w:t>Restriction to join only one society at a time</w:t>
-      </w:r>
-      <w:r>
-        <w:rPr>
-          <w:rFonts w:hint="default" w:cs="Times New Roman"/>
-          <w:sz w:val="24"/>
-          <w:szCs w:val="24"/>
-          <w:lang w:val="en-US"/>
-        </w:rPr>
-        <w:t>.</w:t>
-      </w:r>
-    </w:p>
-    <w:p>
-      <w:pPr>
-        <w:pStyle w:val="3"/>
-        <w:keepLines w:val="0"/>
-        <w:pageBreakBefore w:val="0"/>
-        <w:widowControl/>
-        <w:numPr>
-          <w:ilvl w:val="0"/>
-          <w:numId w:val="6"/>
-        </w:numPr>
-        <w:kinsoku/>
-        <w:wordWrap/>
-        <w:overflowPunct/>
-        <w:topLinePunct w:val="0"/>
-        <w:autoSpaceDE/>
-        <w:autoSpaceDN/>
-        <w:bidi w:val="0"/>
-        <w:adjustRightInd/>
-        <w:snapToGrid/>
-        <w:spacing w:line="240" w:lineRule="auto"/>
-        <w:ind w:left="720" w:leftChars="0" w:hanging="720" w:firstLineChars="0"/>
-        <w:jc w:val="both"/>
-        <w:textAlignment w:val="auto"/>
-      </w:pPr>
-      <w:r>
-        <w:rPr>
-          <w:rFonts w:ascii="Times New Roman" w:hAnsi="Times New Roman" w:eastAsia="Times New Roman" w:cs="Times New Roman"/>
-        </w:rPr>
-        <w:t>Society Patron Dashboard</w:t>
-      </w:r>
-    </w:p>
-    <w:p>
-      <w:pPr>
-        <w:pStyle w:val="22"/>
-        <w:keepLines w:val="0"/>
-        <w:pageBreakBefore w:val="0"/>
-        <w:widowControl/>
-        <w:numPr>
-          <w:ilvl w:val="0"/>
-          <w:numId w:val="4"/>
-        </w:numPr>
-        <w:kinsoku/>
-        <w:wordWrap/>
-        <w:overflowPunct/>
-        <w:topLinePunct w:val="0"/>
-        <w:autoSpaceDE/>
-        <w:autoSpaceDN/>
-        <w:bidi w:val="0"/>
-        <w:adjustRightInd/>
-        <w:snapToGrid/>
-        <w:spacing w:before="40" w:after="40" w:line="240" w:lineRule="auto"/>
-        <w:jc w:val="both"/>
-        <w:textAlignment w:val="auto"/>
-      </w:pPr>
-      <w:r>
-        <w:rPr>
-          <w:rFonts w:ascii="Times New Roman" w:hAnsi="Times New Roman" w:eastAsia="Times New Roman" w:cs="Times New Roman"/>
-          <w:sz w:val="24"/>
-          <w:szCs w:val="24"/>
-        </w:rPr>
-        <w:t>Manage society information</w:t>
-      </w:r>
-    </w:p>
-    <w:p>
-      <w:pPr>
-        <w:pStyle w:val="22"/>
-        <w:keepLines w:val="0"/>
-        <w:pageBreakBefore w:val="0"/>
-        <w:widowControl/>
-        <w:numPr>
-          <w:ilvl w:val="0"/>
-          <w:numId w:val="4"/>
-        </w:numPr>
-        <w:kinsoku/>
-        <w:wordWrap/>
-        <w:overflowPunct/>
-        <w:topLinePunct w:val="0"/>
-        <w:autoSpaceDE/>
-        <w:autoSpaceDN/>
-        <w:bidi w:val="0"/>
-        <w:adjustRightInd/>
-        <w:snapToGrid/>
-        <w:spacing w:before="40" w:after="40" w:line="240" w:lineRule="auto"/>
-        <w:jc w:val="both"/>
-        <w:textAlignment w:val="auto"/>
-      </w:pPr>
-      <w:r>
-        <w:rPr>
-          <w:rFonts w:ascii="Times New Roman" w:hAnsi="Times New Roman" w:eastAsia="Times New Roman" w:cs="Times New Roman"/>
-          <w:sz w:val="24"/>
-          <w:szCs w:val="24"/>
-        </w:rPr>
-        <w:t>Open and close applications</w:t>
-      </w:r>
-    </w:p>
-    <w:p>
-      <w:pPr>
-        <w:pStyle w:val="22"/>
-        <w:keepLines w:val="0"/>
-        <w:pageBreakBefore w:val="0"/>
-        <w:widowControl/>
-        <w:numPr>
-          <w:ilvl w:val="0"/>
-          <w:numId w:val="4"/>
-        </w:numPr>
-        <w:kinsoku/>
-        <w:wordWrap/>
-        <w:overflowPunct/>
-        <w:topLinePunct w:val="0"/>
-        <w:autoSpaceDE/>
-        <w:autoSpaceDN/>
-        <w:bidi w:val="0"/>
-        <w:adjustRightInd/>
-        <w:snapToGrid/>
-        <w:spacing w:before="40" w:after="40" w:line="240" w:lineRule="auto"/>
-        <w:jc w:val="both"/>
-        <w:textAlignment w:val="auto"/>
-      </w:pPr>
-      <w:r>
-        <w:rPr>
-          <w:rFonts w:ascii="Times New Roman" w:hAnsi="Times New Roman" w:eastAsia="Times New Roman" w:cs="Times New Roman"/>
-          <w:sz w:val="24"/>
-          <w:szCs w:val="24"/>
-        </w:rPr>
-        <w:t>Review student applications</w:t>
-      </w:r>
-    </w:p>
-    <w:p>
-      <w:pPr>
-        <w:pStyle w:val="22"/>
-        <w:keepLines w:val="0"/>
-        <w:pageBreakBefore w:val="0"/>
-        <w:widowControl/>
-        <w:numPr>
-          <w:ilvl w:val="0"/>
-          <w:numId w:val="4"/>
-        </w:numPr>
-        <w:kinsoku/>
-        <w:wordWrap/>
-        <w:overflowPunct/>
-        <w:topLinePunct w:val="0"/>
-        <w:autoSpaceDE/>
-        <w:autoSpaceDN/>
-        <w:bidi w:val="0"/>
-        <w:adjustRightInd/>
-        <w:snapToGrid/>
-        <w:spacing w:before="40" w:after="40" w:line="240" w:lineRule="auto"/>
-        <w:jc w:val="both"/>
-        <w:textAlignment w:val="auto"/>
-      </w:pPr>
-      <w:r>
-        <w:rPr>
-          <w:rFonts w:ascii="Times New Roman" w:hAnsi="Times New Roman" w:eastAsia="Times New Roman" w:cs="Times New Roman"/>
-          <w:sz w:val="24"/>
-          <w:szCs w:val="24"/>
-        </w:rPr>
-        <w:t>Upload gallery images</w:t>
-      </w:r>
-    </w:p>
-    <w:p>
-      <w:pPr>
-        <w:pStyle w:val="22"/>
-        <w:keepLines w:val="0"/>
-        <w:pageBreakBefore w:val="0"/>
-        <w:widowControl/>
-        <w:numPr>
-          <w:ilvl w:val="0"/>
-          <w:numId w:val="4"/>
-        </w:numPr>
-        <w:kinsoku/>
-        <w:wordWrap/>
-        <w:overflowPunct/>
-        <w:topLinePunct w:val="0"/>
-        <w:autoSpaceDE/>
-        <w:autoSpaceDN/>
-        <w:bidi w:val="0"/>
-        <w:adjustRightInd/>
-        <w:snapToGrid/>
-        <w:spacing w:before="40" w:after="40" w:line="240" w:lineRule="auto"/>
-        <w:jc w:val="both"/>
-        <w:textAlignment w:val="auto"/>
-      </w:pPr>
-      <w:r>
-        <w:rPr>
-          <w:rFonts w:ascii="Times New Roman" w:hAnsi="Times New Roman" w:eastAsia="Times New Roman" w:cs="Times New Roman"/>
-          <w:sz w:val="24"/>
-          <w:szCs w:val="24"/>
-        </w:rPr>
-        <w:t>Publish announcements</w:t>
-      </w:r>
-    </w:p>
-    <w:p>
-      <w:pPr>
-        <w:pStyle w:val="3"/>
-        <w:keepLines w:val="0"/>
-        <w:pageBreakBefore w:val="0"/>
-        <w:widowControl/>
-        <w:numPr>
-          <w:ilvl w:val="0"/>
-          <w:numId w:val="7"/>
-        </w:numPr>
-        <w:kinsoku/>
-        <w:wordWrap/>
-        <w:overflowPunct/>
-        <w:topLinePunct w:val="0"/>
-        <w:autoSpaceDE/>
-        <w:autoSpaceDN/>
-        <w:bidi w:val="0"/>
-        <w:adjustRightInd/>
-        <w:snapToGrid/>
-        <w:spacing w:line="240" w:lineRule="auto"/>
-        <w:ind w:left="720" w:leftChars="0" w:hanging="720" w:firstLineChars="0"/>
-        <w:jc w:val="both"/>
-        <w:textAlignment w:val="auto"/>
-      </w:pPr>
-      <w:r>
-        <w:rPr>
-          <w:rFonts w:ascii="Times New Roman" w:hAnsi="Times New Roman" w:eastAsia="Times New Roman" w:cs="Times New Roman"/>
-        </w:rPr>
-        <w:t>Chief Patron Dashboard</w:t>
-      </w:r>
-    </w:p>
-    <w:p>
-      <w:pPr>
-        <w:pStyle w:val="22"/>
-        <w:keepLines w:val="0"/>
-        <w:pageBreakBefore w:val="0"/>
-        <w:widowControl/>
-        <w:numPr>
-          <w:ilvl w:val="0"/>
-          <w:numId w:val="4"/>
-        </w:numPr>
-        <w:kinsoku/>
-        <w:wordWrap/>
-        <w:overflowPunct/>
-        <w:topLinePunct w:val="0"/>
-        <w:autoSpaceDE/>
-        <w:autoSpaceDN/>
-        <w:bidi w:val="0"/>
-        <w:adjustRightInd/>
-        <w:snapToGrid/>
-        <w:spacing w:before="40" w:after="40" w:line="240" w:lineRule="auto"/>
-        <w:jc w:val="both"/>
-        <w:textAlignment w:val="auto"/>
-      </w:pPr>
-      <w:r>
-        <w:rPr>
-          <w:rFonts w:ascii="Times New Roman" w:hAnsi="Times New Roman" w:eastAsia="Times New Roman" w:cs="Times New Roman"/>
-          <w:sz w:val="24"/>
-          <w:szCs w:val="24"/>
-        </w:rPr>
-        <w:t>View all societies</w:t>
-      </w:r>
-    </w:p>
-    <w:p>
-      <w:pPr>
-        <w:pStyle w:val="22"/>
-        <w:keepLines w:val="0"/>
-        <w:pageBreakBefore w:val="0"/>
-        <w:widowControl/>
-        <w:numPr>
-          <w:ilvl w:val="0"/>
-          <w:numId w:val="4"/>
-        </w:numPr>
-        <w:kinsoku/>
-        <w:wordWrap/>
-        <w:overflowPunct/>
-        <w:topLinePunct w:val="0"/>
-        <w:autoSpaceDE/>
-        <w:autoSpaceDN/>
-        <w:bidi w:val="0"/>
-        <w:adjustRightInd/>
-        <w:snapToGrid/>
-        <w:spacing w:before="40" w:after="40" w:line="240" w:lineRule="auto"/>
-        <w:jc w:val="both"/>
-        <w:textAlignment w:val="auto"/>
-      </w:pPr>
-      <w:r>
-        <w:rPr>
-          <w:rFonts w:ascii="Times New Roman" w:hAnsi="Times New Roman" w:eastAsia="Times New Roman" w:cs="Times New Roman"/>
-          <w:sz w:val="24"/>
-          <w:szCs w:val="24"/>
-        </w:rPr>
-        <w:t>Manage society activities</w:t>
-      </w:r>
-    </w:p>
-    <w:p>
-      <w:pPr>
-        <w:pStyle w:val="22"/>
-        <w:keepLines w:val="0"/>
-        <w:pageBreakBefore w:val="0"/>
-        <w:widowControl/>
-        <w:numPr>
-          <w:ilvl w:val="0"/>
-          <w:numId w:val="4"/>
-        </w:numPr>
-        <w:kinsoku/>
-        <w:wordWrap/>
-        <w:overflowPunct/>
-        <w:topLinePunct w:val="0"/>
-        <w:autoSpaceDE/>
-        <w:autoSpaceDN/>
-        <w:bidi w:val="0"/>
-        <w:adjustRightInd/>
-        <w:snapToGrid/>
-        <w:spacing w:before="40" w:after="40" w:line="240" w:lineRule="auto"/>
-        <w:jc w:val="both"/>
-        <w:textAlignment w:val="auto"/>
-      </w:pPr>
-      <w:r>
-        <w:rPr>
-          <w:rFonts w:ascii="Times New Roman" w:hAnsi="Times New Roman" w:eastAsia="Times New Roman" w:cs="Times New Roman"/>
-          <w:sz w:val="24"/>
-          <w:szCs w:val="24"/>
-        </w:rPr>
-        <w:t>Monitor memberships</w:t>
-      </w:r>
-    </w:p>
-    <w:p>
-      <w:pPr>
-        <w:pStyle w:val="22"/>
-        <w:keepLines w:val="0"/>
-        <w:pageBreakBefore w:val="0"/>
-        <w:widowControl/>
-        <w:numPr>
-          <w:ilvl w:val="0"/>
-          <w:numId w:val="4"/>
-        </w:numPr>
-        <w:kinsoku/>
-        <w:wordWrap/>
-        <w:overflowPunct/>
-        <w:topLinePunct w:val="0"/>
-        <w:autoSpaceDE/>
-        <w:autoSpaceDN/>
-        <w:bidi w:val="0"/>
-        <w:adjustRightInd/>
-        <w:snapToGrid/>
-        <w:spacing w:before="40" w:after="40" w:line="240" w:lineRule="auto"/>
-        <w:jc w:val="both"/>
-        <w:textAlignment w:val="auto"/>
-      </w:pPr>
-      <w:r>
-        <w:rPr>
-          <w:rFonts w:ascii="Times New Roman" w:hAnsi="Times New Roman" w:eastAsia="Times New Roman" w:cs="Times New Roman"/>
-          <w:sz w:val="24"/>
-          <w:szCs w:val="24"/>
-        </w:rPr>
-        <w:t>Publish university-wide announcements</w:t>
-      </w:r>
-    </w:p>
-    <w:p>
-      <w:pPr>
-        <w:pStyle w:val="3"/>
-        <w:keepLines w:val="0"/>
-        <w:pageBreakBefore w:val="0"/>
-        <w:widowControl/>
-        <w:numPr>
-          <w:ilvl w:val="0"/>
-          <w:numId w:val="8"/>
+          <w:ilvl w:val="1"/>
+          <w:numId w:val="2"/>
         </w:numPr>
         <w:kinsoku/>
         <w:wordWrap/>
@@ -4297,8 +4449,8 @@
         <w:pageBreakBefore w:val="0"/>
         <w:widowControl/>
         <w:numPr>
-          <w:ilvl w:val="0"/>
-          <w:numId w:val="4"/>
+          <w:ilvl w:val="2"/>
+          <w:numId w:val="2"/>
         </w:numPr>
         <w:kinsoku/>
         <w:wordWrap/>
@@ -4310,9 +4462,44 @@
         <w:adjustRightInd/>
         <w:snapToGrid/>
         <w:spacing w:before="40" w:after="40" w:line="240" w:lineRule="auto"/>
+        <w:ind w:left="900" w:leftChars="0" w:hanging="180" w:firstLineChars="0"/>
         <w:jc w:val="both"/>
         <w:textAlignment w:val="auto"/>
       </w:pPr>
+      <w:r>
+        <w:rPr>
+          <w:rFonts w:ascii="Times New Roman" w:hAnsi="Times New Roman" w:eastAsia="Times New Roman" w:cs="Times New Roman"/>
+          <w:b/>
+          <w:bCs/>
+          <w:sz w:val="24"/>
+          <w:szCs w:val="24"/>
+          <w:u w:val="single"/>
+        </w:rPr>
+        <w:t>Public</w:t>
+      </w:r>
+      <w:r>
+        <w:rPr>
+          <w:rFonts w:hint="default" w:cs="Times New Roman"/>
+          <w:b/>
+          <w:bCs/>
+          <w:sz w:val="24"/>
+          <w:szCs w:val="24"/>
+          <w:u w:val="single"/>
+          <w:lang w:val="en-US"/>
+        </w:rPr>
+        <w:t xml:space="preserve"> </w:t>
+      </w:r>
+      <w:r>
+        <w:rPr>
+          <w:rFonts w:ascii="Times New Roman" w:hAnsi="Times New Roman" w:eastAsia="Times New Roman" w:cs="Times New Roman"/>
+          <w:b/>
+          <w:bCs/>
+          <w:sz w:val="24"/>
+          <w:szCs w:val="24"/>
+          <w:u w:val="single"/>
+        </w:rPr>
+        <w:t>Module:</w:t>
+      </w:r>
       <w:r>
         <w:rPr>
           <w:rFonts w:ascii="Times New Roman" w:hAnsi="Times New Roman" w:eastAsia="Times New Roman" w:cs="Times New Roman"/>
@@ -4321,28 +4508,7 @@
           <w:sz w:val="24"/>
           <w:szCs w:val="24"/>
         </w:rPr>
-        <w:t>Public</w:t>
-      </w:r>
-      <w:r>
-        <w:rPr>
-          <w:rFonts w:hint="default" w:cs="Times New Roman"/>
-          <w:b/>
-          <w:bCs/>
-          <w:sz w:val="24"/>
-          <w:szCs w:val="24"/>
-          <w:lang w:val="en-US"/>
-        </w:rPr>
         <w:t xml:space="preserve"> </w:t>
-      </w:r>
-      <w:r>
-        <w:rPr>
-          <w:rFonts w:ascii="Times New Roman" w:hAnsi="Times New Roman" w:eastAsia="Times New Roman" w:cs="Times New Roman"/>
-          <w:b/>
-          <w:bCs/>
-          <w:sz w:val="24"/>
-          <w:szCs w:val="24"/>
-        </w:rPr>
-        <w:t xml:space="preserve">Module: </w:t>
       </w:r>
       <w:r>
         <w:rPr>
@@ -4360,8 +4526,8 @@
         <w:pageBreakBefore w:val="0"/>
         <w:widowControl/>
         <w:numPr>
-          <w:ilvl w:val="0"/>
-          <w:numId w:val="4"/>
+          <w:ilvl w:val="2"/>
+          <w:numId w:val="2"/>
         </w:numPr>
         <w:kinsoku/>
         <w:wordWrap/>
@@ -4373,9 +4539,23 @@
         <w:adjustRightInd/>
         <w:snapToGrid/>
         <w:spacing w:before="40" w:after="40" w:line="240" w:lineRule="auto"/>
+        <w:ind w:left="900" w:leftChars="0" w:hanging="180" w:firstLineChars="0"/>
         <w:jc w:val="both"/>
         <w:textAlignment w:val="auto"/>
       </w:pPr>
+      <w:bookmarkStart w:id="0" w:name="_GoBack"/>
+      <w:bookmarkEnd w:id="0"/>
+      <w:r>
+        <w:rPr>
+          <w:rFonts w:ascii="Times New Roman" w:hAnsi="Times New Roman" w:eastAsia="Times New Roman" w:cs="Times New Roman"/>
+          <w:b/>
+          <w:bCs/>
+          <w:sz w:val="24"/>
+          <w:szCs w:val="24"/>
+          <w:u w:val="single"/>
+        </w:rPr>
+        <w:t>Student Module:</w:t>
+      </w:r>
       <w:r>
         <w:rPr>
           <w:rFonts w:ascii="Times New Roman" w:hAnsi="Times New Roman" w:eastAsia="Times New Roman" w:cs="Times New Roman"/>
@@ -4384,7 +4564,7 @@
           <w:sz w:val="24"/>
           <w:szCs w:val="24"/>
         </w:rPr>
-        <w:t xml:space="preserve">Student Module: </w:t>
+        <w:t xml:space="preserve"> </w:t>
       </w:r>
       <w:r>
         <w:rPr>
@@ -4402,8 +4582,8 @@
         <w:pageBreakBefore w:val="0"/>
         <w:widowControl/>
         <w:numPr>
-          <w:ilvl w:val="0"/>
-          <w:numId w:val="4"/>
+          <w:ilvl w:val="2"/>
+          <w:numId w:val="2"/>
         </w:numPr>
         <w:kinsoku/>
         <w:wordWrap/>
@@ -4415,9 +4595,21 @@
         <w:adjustRightInd/>
         <w:snapToGrid/>
         <w:spacing w:before="40" w:after="40" w:line="240" w:lineRule="auto"/>
+        <w:ind w:left="900" w:leftChars="0" w:hanging="180" w:firstLineChars="0"/>
         <w:jc w:val="both"/>
         <w:textAlignment w:val="auto"/>
       </w:pPr>
+      <w:r>
+        <w:rPr>
+          <w:rFonts w:ascii="Times New Roman" w:hAnsi="Times New Roman" w:eastAsia="Times New Roman" w:cs="Times New Roman"/>
+          <w:b/>
+          <w:bCs/>
+          <w:sz w:val="24"/>
+          <w:szCs w:val="24"/>
+          <w:u w:val="single"/>
+        </w:rPr>
+        <w:t>Society Management Module:</w:t>
+      </w:r>
       <w:r>
         <w:rPr>
           <w:rFonts w:ascii="Times New Roman" w:hAnsi="Times New Roman" w:eastAsia="Times New Roman" w:cs="Times New Roman"/>
@@ -4426,7 +4618,7 @@
           <w:sz w:val="24"/>
           <w:szCs w:val="24"/>
         </w:rPr>
-        <w:t xml:space="preserve">Society Management Module: </w:t>
+        <w:t xml:space="preserve"> </w:t>
       </w:r>
       <w:r>
         <w:rPr>
@@ -4444,8 +4636,8 @@
         <w:pageBreakBefore w:val="0"/>
         <w:widowControl/>
         <w:numPr>
-          <w:ilvl w:val="0"/>
-          <w:numId w:val="4"/>
+          <w:ilvl w:val="2"/>
+          <w:numId w:val="2"/>
         </w:numPr>
         <w:kinsoku/>
         <w:wordWrap/>
@@ -4457,9 +4649,21 @@
         <w:adjustRightInd/>
         <w:snapToGrid/>
         <w:spacing w:before="40" w:after="40" w:line="240" w:lineRule="auto"/>
+        <w:ind w:left="900" w:leftChars="0" w:hanging="180" w:firstLineChars="0"/>
         <w:jc w:val="both"/>
         <w:textAlignment w:val="auto"/>
       </w:pPr>
+      <w:r>
+        <w:rPr>
+          <w:rFonts w:ascii="Times New Roman" w:hAnsi="Times New Roman" w:eastAsia="Times New Roman" w:cs="Times New Roman"/>
+          <w:b/>
+          <w:bCs/>
+          <w:sz w:val="24"/>
+          <w:szCs w:val="24"/>
+          <w:u w:val="single"/>
+        </w:rPr>
+        <w:t>Administration Module:</w:t>
+      </w:r>
       <w:r>
         <w:rPr>
           <w:rFonts w:ascii="Times New Roman" w:hAnsi="Times New Roman" w:eastAsia="Times New Roman" w:cs="Times New Roman"/>
@@ -4468,7 +4672,7 @@
           <w:sz w:val="24"/>
           <w:szCs w:val="24"/>
         </w:rPr>
-        <w:t xml:space="preserve">Administration Module: </w:t>
+        <w:t xml:space="preserve"> </w:t>
       </w:r>
       <w:r>
         <w:rPr>
@@ -4486,8 +4690,8 @@
         <w:pageBreakBefore w:val="0"/>
         <w:widowControl/>
         <w:numPr>
-          <w:ilvl w:val="0"/>
-          <w:numId w:val="9"/>
+          <w:ilvl w:val="1"/>
+          <w:numId w:val="2"/>
         </w:numPr>
         <w:kinsoku/>
         <w:wordWrap/>
@@ -4614,7 +4818,7 @@
         <w:widowControl/>
         <w:numPr>
           <w:ilvl w:val="0"/>
-          <w:numId w:val="1"/>
+          <w:numId w:val="2"/>
         </w:numPr>
         <w:kinsoku/>
         <w:wordWrap/>
@@ -6033,7 +6237,7 @@
         <w:widowControl/>
         <w:numPr>
           <w:ilvl w:val="0"/>
-          <w:numId w:val="1"/>
+          <w:numId w:val="2"/>
         </w:numPr>
         <w:kinsoku/>
         <w:wordWrap/>
@@ -6063,8 +6267,8 @@
         <w:pageBreakBefore w:val="0"/>
         <w:widowControl/>
         <w:numPr>
-          <w:ilvl w:val="0"/>
-          <w:numId w:val="10"/>
+          <w:ilvl w:val="1"/>
+          <w:numId w:val="2"/>
         </w:numPr>
         <w:kinsoku/>
         <w:wordWrap/>
@@ -6149,11 +6353,11 @@
       <w:pPr>
         <w:pStyle w:val="3"/>
         <w:numPr>
-          <w:ilvl w:val="0"/>
-          <w:numId w:val="11"/>
+          <w:ilvl w:val="1"/>
+          <w:numId w:val="2"/>
         </w:numPr>
         <w:bidi w:val="0"/>
-        <w:ind w:left="420" w:leftChars="0" w:hanging="420" w:firstLineChars="0"/>
+        <w:ind w:left="720" w:leftChars="0" w:hanging="720" w:firstLineChars="0"/>
       </w:pPr>
       <w:r>
         <w:t>How the Methodology Guides Development</w:t>
@@ -6270,8 +6474,8 @@
         <w:pageBreakBefore w:val="0"/>
         <w:widowControl/>
         <w:numPr>
-          <w:ilvl w:val="0"/>
-          <w:numId w:val="11"/>
+          <w:ilvl w:val="1"/>
+          <w:numId w:val="2"/>
         </w:numPr>
         <w:kinsoku/>
         <w:wordWrap/>
@@ -6283,7 +6487,7 @@
         <w:adjustRightInd/>
         <w:snapToGrid/>
         <w:spacing w:line="240" w:lineRule="auto"/>
-        <w:ind w:left="420" w:leftChars="0" w:hanging="420" w:firstLineChars="0"/>
+        <w:ind w:left="720" w:leftChars="0" w:hanging="720" w:firstLineChars="0"/>
         <w:jc w:val="both"/>
         <w:textAlignment w:val="auto"/>
       </w:pPr>
@@ -6312,6 +6516,11 @@
         <w:ind w:firstLine="500" w:firstLineChars="0"/>
         <w:jc w:val="both"/>
         <w:textAlignment w:val="auto"/>
+        <w:rPr>
+          <w:rFonts w:ascii="Times New Roman" w:hAnsi="Times New Roman" w:eastAsia="Times New Roman" w:cs="Times New Roman"/>
+          <w:sz w:val="24"/>
+          <w:szCs w:val="24"/>
+        </w:rPr>
       </w:pPr>
       <w:r>
         <w:rPr>
@@ -6320,6 +6529,48 @@
           <w:szCs w:val="24"/>
         </w:rPr>
         <w:t>A development schedule of one year is assumed. Table lists the major phases and Figure shows the tentative Gantt chart.</w:t>
+      </w:r>
+    </w:p>
+    <w:p>
+      <w:pPr>
+        <w:keepLines w:val="0"/>
+        <w:pageBreakBefore w:val="0"/>
+        <w:widowControl/>
+        <w:kinsoku/>
+        <w:wordWrap/>
+        <w:overflowPunct/>
+        <w:topLinePunct w:val="0"/>
+        <w:autoSpaceDE/>
+        <w:autoSpaceDN/>
+        <w:bidi w:val="0"/>
+        <w:adjustRightInd/>
+        <w:snapToGrid/>
+        <w:spacing w:before="120" w:after="123" w:afterLines="34" w:afterAutospacing="0" w:line="240" w:lineRule="auto"/>
+        <w:ind w:firstLine="500" w:firstLineChars="0"/>
+        <w:jc w:val="center"/>
+        <w:textAlignment w:val="auto"/>
+        <w:rPr>
+          <w:rFonts w:ascii="Times New Roman" w:hAnsi="Times New Roman" w:eastAsia="Times New Roman" w:cs="Times New Roman"/>
+          <w:sz w:val="24"/>
+          <w:szCs w:val="24"/>
+        </w:rPr>
+      </w:pPr>
+      <w:r>
+        <w:rPr>
+          <w:rFonts w:ascii="Times New Roman" w:hAnsi="Times New Roman" w:eastAsia="Times New Roman" w:cs="Times New Roman"/>
+          <w:b/>
+          <w:bCs/>
+          <w:color w:val="FFFFFF" w:themeColor="background1"/>
+          <w:sz w:val="22"/>
+          <w:szCs w:val="22"/>
+          <w:highlight w:val="black"/>
+          <w14:textFill>
+            <w14:solidFill>
+              <w14:schemeClr w14:val="bg1"/>
+            </w14:solidFill>
+          </w14:textFill>
+        </w:rPr>
+        <w:t>Table 2: Tentative One-Year Project Plan</w:t>
       </w:r>
     </w:p>
     <w:tbl>
@@ -6402,7 +6653,7 @@
               <w:bidi w:val="0"/>
               <w:adjustRightInd/>
               <w:snapToGrid/>
-              <w:spacing w:before="20" w:after="20" w:line="240" w:lineRule="auto"/>
+              <w:spacing w:beforeAutospacing="0" w:after="20" w:line="240" w:lineRule="auto"/>
               <w:jc w:val="both"/>
               <w:textAlignment w:val="auto"/>
             </w:pPr>
@@ -7176,7 +7427,7 @@
         </w:tblPrEx>
         <w:trPr>
           <w:cantSplit/>
-          <w:trHeight w:val="849" w:hRule="atLeast"/>
+          <w:trHeight w:val="380" w:hRule="atLeast"/>
         </w:trPr>
         <w:tc>
           <w:tcPr>
@@ -7336,7 +7587,7 @@
         </w:tblPrEx>
         <w:trPr>
           <w:cantSplit/>
-          <w:trHeight w:val="866" w:hRule="atLeast"/>
+          <w:trHeight w:val="447" w:hRule="atLeast"/>
         </w:trPr>
         <w:tc>
           <w:tcPr>
@@ -7496,7 +7747,7 @@
         </w:tblPrEx>
         <w:trPr>
           <w:cantSplit/>
-          <w:trHeight w:val="769" w:hRule="atLeast"/>
+          <w:trHeight w:val="330" w:hRule="atLeast"/>
         </w:trPr>
         <w:tc>
           <w:tcPr>
@@ -7816,7 +8067,7 @@
         </w:tblPrEx>
         <w:trPr>
           <w:cantSplit/>
-          <w:trHeight w:val="438" w:hRule="atLeast"/>
+          <w:trHeight w:val="90" w:hRule="atLeast"/>
         </w:trPr>
         <w:tc>
           <w:tcPr>
@@ -7962,18 +8213,7 @@
       <w:pPr>
         <w:keepNext/>
         <w:spacing w:before="120" w:after="120"/>
-        <w:jc w:val="center"/>
-        <w:rPr>
-          <w:color w:val="FFFFFF" w:themeColor="background1"/>
-          <w:highlight w:val="black"/>
-          <w14:textFill>
-            <w14:solidFill>
-              <w14:schemeClr w14:val="bg1"/>
-            </w14:solidFill>
-          </w14:textFill>
-        </w:rPr>
-      </w:pPr>
-      <w:r>
+        <w:jc w:val="both"/>
         <w:rPr>
           <w:rFonts w:ascii="Times New Roman" w:hAnsi="Times New Roman" w:eastAsia="Times New Roman" w:cs="Times New Roman"/>
           <w:b/>
@@ -7988,71 +8228,8 @@
             </w14:solidFill>
           </w14:textFill>
         </w:rPr>
-        <w:t xml:space="preserve">Table </w:t>
-      </w:r>
-      <w:r>
-        <w:rPr>
-          <w:rFonts w:hint="default" w:cs="Times New Roman"/>
-          <w:b/>
-          <w:bCs/>
-          <w:color w:val="FFFFFF" w:themeColor="background1"/>
-          <w:sz w:val="22"/>
-          <w:szCs w:val="22"/>
-          <w:highlight w:val="black"/>
-          <w:lang w:val="en-US"/>
-          <w14:textFill>
-            <w14:solidFill>
-              <w14:schemeClr w14:val="bg1"/>
-            </w14:solidFill>
-          </w14:textFill>
-        </w:rPr>
-        <w:t># 2:</w:t>
-      </w:r>
-      <w:r>
-        <w:rPr>
-          <w:rFonts w:ascii="Times New Roman" w:hAnsi="Times New Roman" w:eastAsia="Times New Roman" w:cs="Times New Roman"/>
-          <w:b/>
-          <w:bCs/>
-          <w:color w:val="FFFFFF" w:themeColor="background1"/>
-          <w:sz w:val="22"/>
-          <w:szCs w:val="22"/>
-          <w:highlight w:val="black"/>
-          <w14:textFill>
-            <w14:solidFill>
-              <w14:schemeClr w14:val="bg1"/>
-            </w14:solidFill>
-          </w14:textFill>
-        </w:rPr>
-        <w:t xml:space="preserve"> Tentative One-Year Project Plan</w:t>
-      </w:r>
-    </w:p>
-    <w:p>
-      <w:pPr>
-        <w:pStyle w:val="2"/>
-        <w:keepLines w:val="0"/>
-        <w:pageBreakBefore w:val="0"/>
-        <w:widowControl/>
-        <w:numPr>
-          <w:ilvl w:val="0"/>
-          <w:numId w:val="0"/>
-        </w:numPr>
-        <w:kinsoku/>
-        <w:wordWrap/>
-        <w:overflowPunct/>
-        <w:topLinePunct w:val="0"/>
-        <w:autoSpaceDE/>
-        <w:autoSpaceDN/>
-        <w:bidi w:val="0"/>
-        <w:adjustRightInd/>
-        <w:snapToGrid/>
-        <w:spacing w:before="0" w:beforeAutospacing="0" w:line="240" w:lineRule="auto"/>
-        <w:ind w:leftChars="0"/>
-        <w:jc w:val="both"/>
-        <w:textAlignment w:val="auto"/>
       </w:pPr>
     </w:p>
-    <w:p/>
-    <w:p/>
     <w:tbl>
       <w:tblPr>
         <w:tblStyle w:val="9"/>
@@ -12222,9 +12399,10 @@
         <w:pStyle w:val="2"/>
         <w:numPr>
           <w:ilvl w:val="0"/>
-          <w:numId w:val="1"/>
+          <w:numId w:val="2"/>
         </w:numPr>
         <w:bidi w:val="0"/>
+        <w:ind w:left="540" w:leftChars="0" w:hanging="540" w:firstLineChars="0"/>
       </w:pPr>
       <w:r>
         <w:t>TOOLS AND TECHNOLOGIES</w:t>
@@ -12395,12 +12573,6 @@
             <w:insideH w:val="single" w:color="auto" w:sz="4" w:space="0"/>
             <w:insideV w:val="single" w:color="auto" w:sz="4" w:space="0"/>
           </w:tblBorders>
-          <w:tblCellMar>
-            <w:top w:w="0" w:type="dxa"/>
-            <w:left w:w="10" w:type="dxa"/>
-            <w:bottom w:w="0" w:type="dxa"/>
-            <w:right w:w="10" w:type="dxa"/>
-          </w:tblCellMar>
         </w:tblPrEx>
         <w:trPr>
           <w:cantSplit/>
@@ -14362,10 +14534,11 @@
       <w:pPr>
         <w:pStyle w:val="3"/>
         <w:numPr>
-          <w:ilvl w:val="0"/>
-          <w:numId w:val="12"/>
+          <w:ilvl w:val="1"/>
+          <w:numId w:val="2"/>
         </w:numPr>
         <w:bidi w:val="0"/>
+        <w:ind w:left="720" w:leftChars="0" w:hanging="720" w:firstLineChars="0"/>
         <w:rPr>
           <w:rFonts w:hint="default"/>
           <w:lang w:val="en-US"/>
@@ -14376,7 +14549,7 @@
           <w:rFonts w:hint="default"/>
           <w:lang w:val="en-US"/>
         </w:rPr>
-        <w:t>Reason of selection of each tool</w:t>
+        <w:t>Reason Of Selection Of Each Tool</w:t>
       </w:r>
     </w:p>
     <w:p>
@@ -14462,15 +14635,12 @@
     </w:p>
     <w:p>
       <w:pPr>
-        <w:pStyle w:val="3"/>
-        <w:keepNext w:val="0"/>
-        <w:keepLines w:val="0"/>
-        <w:widowControl/>
+        <w:pStyle w:val="2"/>
         <w:numPr>
           <w:ilvl w:val="0"/>
-          <w:numId w:val="1"/>
+          <w:numId w:val="2"/>
         </w:numPr>
-        <w:suppressLineNumbers w:val="0"/>
+        <w:bidi w:val="0"/>
         <w:ind w:left="540" w:leftChars="0" w:hanging="540" w:firstLineChars="0"/>
       </w:pPr>
       <w:r>
@@ -14719,33 +14889,23 @@
     </w:p>
     <w:p>
       <w:pPr>
-        <w:pStyle w:val="3"/>
-        <w:keepLines w:val="0"/>
-        <w:pageBreakBefore w:val="0"/>
-        <w:widowControl/>
+        <w:pStyle w:val="2"/>
         <w:numPr>
           <w:ilvl w:val="0"/>
-          <w:numId w:val="13"/>
+          <w:numId w:val="2"/>
         </w:numPr>
-        <w:kinsoku/>
-        <w:wordWrap/>
-        <w:overflowPunct/>
-        <w:topLinePunct w:val="0"/>
-        <w:autoSpaceDE/>
-        <w:autoSpaceDN/>
         <w:bidi w:val="0"/>
-        <w:adjustRightInd/>
-        <w:snapToGrid/>
-        <w:spacing w:line="240" w:lineRule="auto"/>
         <w:ind w:left="540" w:leftChars="0" w:hanging="540" w:firstLineChars="0"/>
-        <w:jc w:val="both"/>
-        <w:textAlignment w:val="auto"/>
       </w:pPr>
       <w:r>
+        <w:t>AI P</w:t>
+      </w:r>
+      <w:r>
         <w:rPr>
-          <w:rFonts w:ascii="Times New Roman" w:hAnsi="Times New Roman" w:eastAsia="Times New Roman" w:cs="Times New Roman"/>
+          <w:rFonts w:hint="default"/>
+          <w:lang w:val="en-US"/>
         </w:rPr>
-        <w:t>AI Prompts Used</w:t>
+        <w:t>ROMPTS USED</w:t>
       </w:r>
     </w:p>
     <w:p>
@@ -14827,6 +14987,12 @@
             <w:insideH w:val="single" w:color="auto" w:sz="4" w:space="0"/>
             <w:insideV w:val="single" w:color="auto" w:sz="4" w:space="0"/>
           </w:tblBorders>
+          <w:tblCellMar>
+            <w:top w:w="0" w:type="dxa"/>
+            <w:left w:w="10" w:type="dxa"/>
+            <w:bottom w:w="0" w:type="dxa"/>
+            <w:right w:w="10" w:type="dxa"/>
+          </w:tblCellMar>
         </w:tblPrEx>
         <w:trPr>
           <w:cantSplit/>
@@ -15746,7 +15912,7 @@
               <w:widowControl/>
               <w:numPr>
                 <w:ilvl w:val="0"/>
-                <w:numId w:val="14"/>
+                <w:numId w:val="5"/>
               </w:numPr>
               <w:suppressLineNumbers w:val="0"/>
               <w:spacing w:before="0" w:beforeAutospacing="1" w:after="0" w:afterAutospacing="1"/>
@@ -15763,7 +15929,7 @@
               <w:widowControl/>
               <w:numPr>
                 <w:ilvl w:val="0"/>
-                <w:numId w:val="14"/>
+                <w:numId w:val="5"/>
               </w:numPr>
               <w:suppressLineNumbers w:val="0"/>
               <w:spacing w:before="0" w:beforeAutospacing="1" w:after="0" w:afterAutospacing="1"/>
@@ -15780,7 +15946,7 @@
               <w:widowControl/>
               <w:numPr>
                 <w:ilvl w:val="0"/>
-                <w:numId w:val="14"/>
+                <w:numId w:val="5"/>
               </w:numPr>
               <w:suppressLineNumbers w:val="0"/>
               <w:spacing w:before="0" w:beforeAutospacing="1" w:after="0" w:afterAutospacing="1"/>
@@ -15797,7 +15963,7 @@
               <w:widowControl/>
               <w:numPr>
                 <w:ilvl w:val="0"/>
-                <w:numId w:val="14"/>
+                <w:numId w:val="5"/>
               </w:numPr>
               <w:suppressLineNumbers w:val="0"/>
               <w:spacing w:before="0" w:beforeAutospacing="1" w:after="0" w:afterAutospacing="1"/>
@@ -15814,7 +15980,7 @@
               <w:widowControl/>
               <w:numPr>
                 <w:ilvl w:val="0"/>
-                <w:numId w:val="14"/>
+                <w:numId w:val="5"/>
               </w:numPr>
               <w:suppressLineNumbers w:val="0"/>
               <w:spacing w:before="0" w:beforeAutospacing="1" w:after="0" w:afterAutospacing="1"/>
@@ -15831,7 +15997,7 @@
               <w:widowControl/>
               <w:numPr>
                 <w:ilvl w:val="0"/>
-                <w:numId w:val="14"/>
+                <w:numId w:val="5"/>
               </w:numPr>
               <w:suppressLineNumbers w:val="0"/>
               <w:spacing w:before="0" w:beforeAutospacing="1" w:after="0" w:afterAutospacing="1"/>
@@ -15848,7 +16014,7 @@
               <w:widowControl/>
               <w:numPr>
                 <w:ilvl w:val="0"/>
-                <w:numId w:val="14"/>
+                <w:numId w:val="5"/>
               </w:numPr>
               <w:suppressLineNumbers w:val="0"/>
               <w:spacing w:before="0" w:beforeAutospacing="1" w:after="0" w:afterAutospacing="1"/>
@@ -16851,89 +17017,21 @@
 <file path=word/numbering.xml><?xml version="1.0" encoding="utf-8"?>
 <w:numbering xmlns:wpc="http://schemas.microsoft.com/office/word/2010/wordprocessingCanvas" xmlns:mc="http://schemas.openxmlformats.org/markup-compatibility/2006" xmlns:o="urn:schemas-microsoft-com:office:office" xmlns:r="http://schemas.openxmlformats.org/officeDocument/2006/relationships" xmlns:m="http://schemas.openxmlformats.org/officeDocument/2006/math" xmlns:v="urn:schemas-microsoft-com:vml" xmlns:wp14="http://schemas.microsoft.com/office/word/2010/wordprocessingDrawing" xmlns:wp="http://schemas.openxmlformats.org/drawingml/2006/wordprocessingDrawing" xmlns:w10="urn:schemas-microsoft-com:office:word" xmlns:w="http://schemas.openxmlformats.org/wordprocessingml/2006/main" xmlns:w14="http://schemas.microsoft.com/office/word/2010/wordml" xmlns:wpg="http://schemas.microsoft.com/office/word/2010/wordprocessingGroup" xmlns:wpi="http://schemas.microsoft.com/office/word/2010/wordprocessingInk" xmlns:wne="http://schemas.microsoft.com/office/word/2006/wordml" xmlns:wps="http://schemas.microsoft.com/office/word/2010/wordprocessingShape" xmlns:wpsCustomData="http://www.wps.cn/officeDocument/2013/wpsCustomData" mc:Ignorable="w14 wp14">
   <w:abstractNum w:abstractNumId="0">
-    <w:nsid w:val="A4BB6969"/>
+    <w:nsid w:val="899CB39A"/>
     <w:multiLevelType w:val="singleLevel"/>
-    <w:tmpl w:val="A4BB6969"/>
+    <w:tmpl w:val="899CB39A"/>
     <w:lvl w:ilvl="0" w:tentative="0">
       <w:start w:val="1"/>
-      <w:numFmt w:val="bullet"/>
-      <w:lvlText w:val=""/>
+      <w:numFmt w:val="decimal"/>
+      <w:suff w:val="space"/>
+      <w:lvlText w:val="%1."/>
       <w:lvlJc w:val="left"/>
-      <w:pPr>
-        <w:tabs>
-          <w:tab w:val="left" w:pos="420"/>
-        </w:tabs>
-        <w:ind w:left="420" w:leftChars="0" w:hanging="420" w:firstLineChars="0"/>
-      </w:pPr>
-      <w:rPr>
-        <w:rFonts w:hint="default" w:ascii="Wingdings" w:hAnsi="Wingdings"/>
-      </w:rPr>
     </w:lvl>
   </w:abstractNum>
   <w:abstractNum w:abstractNumId="1">
-    <w:nsid w:val="B379B26A"/>
-    <w:multiLevelType w:val="singleLevel"/>
-    <w:tmpl w:val="B379B26A"/>
-    <w:lvl w:ilvl="0" w:tentative="0">
-      <w:start w:val="1"/>
-      <w:numFmt w:val="bullet"/>
-      <w:lvlText w:val=""/>
-      <w:lvlJc w:val="left"/>
-      <w:pPr>
-        <w:tabs>
-          <w:tab w:val="left" w:pos="420"/>
-        </w:tabs>
-        <w:ind w:left="420" w:leftChars="0" w:hanging="420" w:firstLineChars="0"/>
-      </w:pPr>
-      <w:rPr>
-        <w:rFonts w:hint="default" w:ascii="Wingdings" w:hAnsi="Wingdings"/>
-      </w:rPr>
-    </w:lvl>
-  </w:abstractNum>
-  <w:abstractNum w:abstractNumId="2">
-    <w:nsid w:val="D137AC63"/>
-    <w:multiLevelType w:val="singleLevel"/>
-    <w:tmpl w:val="D137AC63"/>
-    <w:lvl w:ilvl="0" w:tentative="0">
-      <w:start w:val="1"/>
-      <w:numFmt w:val="bullet"/>
-      <w:lvlText w:val=""/>
-      <w:lvlJc w:val="left"/>
-      <w:pPr>
-        <w:tabs>
-          <w:tab w:val="left" w:pos="420"/>
-        </w:tabs>
-        <w:ind w:left="420" w:leftChars="0" w:hanging="420" w:firstLineChars="0"/>
-      </w:pPr>
-      <w:rPr>
-        <w:rFonts w:hint="default" w:ascii="Wingdings" w:hAnsi="Wingdings"/>
-      </w:rPr>
-    </w:lvl>
-  </w:abstractNum>
-  <w:abstractNum w:abstractNumId="3">
-    <w:nsid w:val="D7CC19DE"/>
-    <w:multiLevelType w:val="singleLevel"/>
-    <w:tmpl w:val="D7CC19DE"/>
-    <w:lvl w:ilvl="0" w:tentative="0">
-      <w:start w:val="1"/>
-      <w:numFmt w:val="bullet"/>
-      <w:lvlText w:val=""/>
-      <w:lvlJc w:val="left"/>
-      <w:pPr>
-        <w:tabs>
-          <w:tab w:val="left" w:pos="420"/>
-        </w:tabs>
-        <w:ind w:left="420" w:leftChars="0" w:hanging="420" w:firstLineChars="0"/>
-      </w:pPr>
-      <w:rPr>
-        <w:rFonts w:hint="default" w:ascii="Wingdings" w:hAnsi="Wingdings"/>
-      </w:rPr>
-    </w:lvl>
-  </w:abstractNum>
-  <w:abstractNum w:abstractNumId="4">
-    <w:nsid w:val="EFD57F76"/>
+    <w:nsid w:val="8B8E60BB"/>
     <w:multiLevelType w:val="multilevel"/>
-    <w:tmpl w:val="EFD57F76"/>
+    <w:tmpl w:val="8B8E60BB"/>
     <w:lvl w:ilvl="0" w:tentative="0">
       <w:start w:val="1"/>
       <w:numFmt w:val="decimal"/>
@@ -16958,11 +17056,30 @@
       <w:lvlText w:val="%1.%2.%3"/>
       <w:lvlJc w:val="left"/>
       <w:pPr>
-        <w:ind w:left="900" w:hanging="900"/>
+        <w:ind w:left="900" w:hanging="180"/>
+      </w:pPr>
+      <w:rPr>
+        <w:rFonts w:hint="default"/>
+        <w:b/>
+        <w:bCs/>
+      </w:rPr>
+    </w:lvl>
+  </w:abstractNum>
+  <w:abstractNum w:abstractNumId="2">
+    <w:nsid w:val="D5C580E6"/>
+    <w:multiLevelType w:val="singleLevel"/>
+    <w:tmpl w:val="D5C580E6"/>
+    <w:lvl w:ilvl="0" w:tentative="0">
+      <w:start w:val="1"/>
+      <w:numFmt w:val="bullet"/>
+      <w:lvlText w:val="•"/>
+      <w:lvlJc w:val="left"/>
+      <w:pPr>
+        <w:ind w:left="720" w:hanging="360"/>
       </w:pPr>
     </w:lvl>
   </w:abstractNum>
-  <w:abstractNum w:abstractNumId="5">
+  <w:abstractNum w:abstractNumId="3">
     <w:nsid w:val="EFFBEE20"/>
     <w:multiLevelType w:val="singleLevel"/>
     <w:tmpl w:val="EFFBEE20"/>
@@ -16976,7 +17093,7 @@
       </w:pPr>
     </w:lvl>
   </w:abstractNum>
-  <w:abstractNum w:abstractNumId="6">
+  <w:abstractNum w:abstractNumId="4">
     <w:nsid w:val="F49CA8DE"/>
     <w:multiLevelType w:val="multilevel"/>
     <w:tmpl w:val="F49CA8DE"/>
@@ -17125,170 +17242,26 @@
       </w:rPr>
     </w:lvl>
   </w:abstractNum>
-  <w:abstractNum w:abstractNumId="7">
-    <w:nsid w:val="FC74E866"/>
-    <w:multiLevelType w:val="singleLevel"/>
-    <w:tmpl w:val="FC74E866"/>
-    <w:lvl w:ilvl="0" w:tentative="0">
-      <w:start w:val="1"/>
-      <w:numFmt w:val="bullet"/>
-      <w:lvlText w:val="•"/>
-      <w:lvlJc w:val="left"/>
-      <w:pPr>
-        <w:ind w:left="720" w:hanging="360"/>
-      </w:pPr>
-    </w:lvl>
-  </w:abstractNum>
-  <w:abstractNum w:abstractNumId="8">
-    <w:nsid w:val="186B7E72"/>
-    <w:multiLevelType w:val="singleLevel"/>
-    <w:tmpl w:val="186B7E72"/>
-    <w:lvl w:ilvl="0" w:tentative="0">
-      <w:start w:val="1"/>
-      <w:numFmt w:val="bullet"/>
-      <w:lvlText w:val=""/>
-      <w:lvlJc w:val="left"/>
-      <w:pPr>
-        <w:tabs>
-          <w:tab w:val="left" w:pos="420"/>
-        </w:tabs>
-        <w:ind w:left="420" w:leftChars="0" w:hanging="420" w:firstLineChars="0"/>
-      </w:pPr>
-      <w:rPr>
-        <w:rFonts w:hint="default" w:ascii="Wingdings" w:hAnsi="Wingdings"/>
-      </w:rPr>
-    </w:lvl>
-  </w:abstractNum>
-  <w:abstractNum w:abstractNumId="9">
-    <w:nsid w:val="1B0C8CBC"/>
-    <w:multiLevelType w:val="singleLevel"/>
-    <w:tmpl w:val="1B0C8CBC"/>
-    <w:lvl w:ilvl="0" w:tentative="0">
-      <w:start w:val="1"/>
-      <w:numFmt w:val="bullet"/>
-      <w:lvlText w:val=""/>
-      <w:lvlJc w:val="left"/>
-      <w:pPr>
-        <w:tabs>
-          <w:tab w:val="left" w:pos="420"/>
-        </w:tabs>
-        <w:ind w:left="420" w:leftChars="0" w:hanging="420" w:firstLineChars="0"/>
-      </w:pPr>
-      <w:rPr>
-        <w:rFonts w:hint="default" w:ascii="Wingdings" w:hAnsi="Wingdings"/>
-      </w:rPr>
-    </w:lvl>
-  </w:abstractNum>
-  <w:abstractNum w:abstractNumId="10">
-    <w:nsid w:val="28C8B1E6"/>
-    <w:multiLevelType w:val="singleLevel"/>
-    <w:tmpl w:val="28C8B1E6"/>
-    <w:lvl w:ilvl="0" w:tentative="0">
-      <w:start w:val="1"/>
-      <w:numFmt w:val="bullet"/>
-      <w:lvlText w:val=""/>
-      <w:lvlJc w:val="left"/>
-      <w:pPr>
-        <w:tabs>
-          <w:tab w:val="left" w:pos="420"/>
-        </w:tabs>
-        <w:ind w:left="420" w:leftChars="0" w:hanging="420" w:firstLineChars="0"/>
-      </w:pPr>
-      <w:rPr>
-        <w:rFonts w:hint="default" w:ascii="Wingdings" w:hAnsi="Wingdings"/>
-      </w:rPr>
-    </w:lvl>
-  </w:abstractNum>
-  <w:abstractNum w:abstractNumId="11">
-    <w:nsid w:val="4008EC8F"/>
-    <w:multiLevelType w:val="singleLevel"/>
-    <w:tmpl w:val="4008EC8F"/>
-    <w:lvl w:ilvl="0" w:tentative="0">
-      <w:start w:val="1"/>
-      <w:numFmt w:val="bullet"/>
-      <w:lvlText w:val=""/>
-      <w:lvlJc w:val="left"/>
-      <w:pPr>
-        <w:tabs>
-          <w:tab w:val="left" w:pos="420"/>
-        </w:tabs>
-        <w:ind w:left="420" w:leftChars="0" w:hanging="420" w:firstLineChars="0"/>
-      </w:pPr>
-      <w:rPr>
-        <w:rFonts w:hint="default" w:ascii="Wingdings" w:hAnsi="Wingdings"/>
-      </w:rPr>
-    </w:lvl>
-  </w:abstractNum>
-  <w:abstractNum w:abstractNumId="12">
-    <w:nsid w:val="4A5D11F3"/>
-    <w:multiLevelType w:val="singleLevel"/>
-    <w:tmpl w:val="4A5D11F3"/>
-    <w:lvl w:ilvl="0" w:tentative="0">
-      <w:start w:val="1"/>
-      <w:numFmt w:val="bullet"/>
-      <w:lvlText w:val=""/>
-      <w:lvlJc w:val="left"/>
-      <w:pPr>
-        <w:tabs>
-          <w:tab w:val="left" w:pos="420"/>
-        </w:tabs>
-        <w:ind w:left="420" w:leftChars="0" w:hanging="420" w:firstLineChars="0"/>
-      </w:pPr>
-      <w:rPr>
-        <w:rFonts w:hint="default" w:ascii="Wingdings" w:hAnsi="Wingdings"/>
-      </w:rPr>
-    </w:lvl>
-  </w:abstractNum>
   <w:num w:numId="1">
-    <w:abstractNumId w:val="4"/>
+    <w:abstractNumId w:val="0"/>
+  </w:num>
+  <w:num w:numId="2">
+    <w:abstractNumId w:val="1"/>
+  </w:num>
+  <w:num w:numId="3">
+    <w:abstractNumId w:val="3"/>
     <w:lvlOverride w:ilvl="0">
       <w:startOverride w:val="1"/>
     </w:lvlOverride>
   </w:num>
-  <w:num w:numId="2">
-    <w:abstractNumId w:val="5"/>
-    <w:lvlOverride w:ilvl="0">
-      <w:startOverride w:val="1"/>
-    </w:lvlOverride>
-  </w:num>
-  <w:num w:numId="3">
-    <w:abstractNumId w:val="8"/>
-  </w:num>
   <w:num w:numId="4">
-    <w:abstractNumId w:val="7"/>
+    <w:abstractNumId w:val="2"/>
     <w:lvlOverride w:ilvl="0">
       <w:startOverride w:val="1"/>
     </w:lvlOverride>
   </w:num>
   <w:num w:numId="5">
-    <w:abstractNumId w:val="11"/>
-  </w:num>
-  <w:num w:numId="6">
-    <w:abstractNumId w:val="3"/>
-  </w:num>
-  <w:num w:numId="7">
-    <w:abstractNumId w:val="9"/>
-  </w:num>
-  <w:num w:numId="8">
-    <w:abstractNumId w:val="10"/>
-  </w:num>
-  <w:num w:numId="9">
-    <w:abstractNumId w:val="0"/>
-  </w:num>
-  <w:num w:numId="10">
-    <w:abstractNumId w:val="12"/>
-  </w:num>
-  <w:num w:numId="11">
-    <w:abstractNumId w:val="2"/>
-  </w:num>
-  <w:num w:numId="12">
-    <w:abstractNumId w:val="1"/>
-  </w:num>
-  <w:num w:numId="13">
     <w:abstractNumId w:val="4"/>
-  </w:num>
-  <w:num w:numId="14">
-    <w:abstractNumId w:val="6"/>
   </w:num>
 </w:numbering>
 </file>
